--- a/Docs/Knowledge chatgpt/Surface column documentation.docx
+++ b/Docs/Knowledge chatgpt/Surface column documentation.docx
@@ -49,7 +49,7 @@
           <w:bCs/>
         </w:rPr>
         <w:pict w14:anchorId="6D368925">
-          <v:rect id="_x0000_i1055" style="width:0;height:1.5pt" o:hralign="center" o:hrstd="t" o:hr="t" fillcolor="#a0a0a0" stroked="f"/>
+          <v:rect id="_x0000_i1025" style="width:0;height:1.5pt" o:hralign="center" o:hrstd="t" o:hr="t" fillcolor="#a0a0a0" stroked="f"/>
         </w:pict>
       </w:r>
     </w:p>
@@ -122,7 +122,6 @@
                 <w:bCs/>
               </w:rPr>
             </w:pPr>
-            <w:proofErr w:type="spellStart"/>
             <w:r>
               <w:rPr>
                 <w:b/>
@@ -130,23 +129,21 @@
               </w:rPr>
               <w:t>Column</w:t>
             </w:r>
-            <w:proofErr w:type="spellEnd"/>
-          </w:p>
-        </w:tc>
-        <w:tc>
-          <w:tcPr>
-            <w:tcW w:w="0" w:type="auto"/>
-            <w:vAlign w:val="center"/>
-            <w:hideMark/>
-          </w:tcPr>
-          <w:p>
-            <w:pPr>
-              <w:rPr>
-                <w:b/>
-                <w:bCs/>
-              </w:rPr>
-            </w:pPr>
-            <w:proofErr w:type="spellStart"/>
+          </w:p>
+        </w:tc>
+        <w:tc>
+          <w:tcPr>
+            <w:tcW w:w="0" w:type="auto"/>
+            <w:vAlign w:val="center"/>
+            <w:hideMark/>
+          </w:tcPr>
+          <w:p>
+            <w:pPr>
+              <w:rPr>
+                <w:b/>
+                <w:bCs/>
+              </w:rPr>
+            </w:pPr>
             <w:r>
               <w:rPr>
                 <w:b/>
@@ -154,23 +151,21 @@
               </w:rPr>
               <w:t>Description</w:t>
             </w:r>
-            <w:proofErr w:type="spellEnd"/>
-          </w:p>
-        </w:tc>
-        <w:tc>
-          <w:tcPr>
-            <w:tcW w:w="0" w:type="auto"/>
-            <w:vAlign w:val="center"/>
-            <w:hideMark/>
-          </w:tcPr>
-          <w:p>
-            <w:pPr>
-              <w:rPr>
-                <w:b/>
-                <w:bCs/>
-              </w:rPr>
-            </w:pPr>
-            <w:proofErr w:type="spellStart"/>
+          </w:p>
+        </w:tc>
+        <w:tc>
+          <w:tcPr>
+            <w:tcW w:w="0" w:type="auto"/>
+            <w:vAlign w:val="center"/>
+            <w:hideMark/>
+          </w:tcPr>
+          <w:p>
+            <w:pPr>
+              <w:rPr>
+                <w:b/>
+                <w:bCs/>
+              </w:rPr>
+            </w:pPr>
             <w:r>
               <w:rPr>
                 <w:b/>
@@ -178,7 +173,6 @@
               </w:rPr>
               <w:t>Purpose</w:t>
             </w:r>
-            <w:proofErr w:type="spellEnd"/>
           </w:p>
         </w:tc>
       </w:tr>
@@ -199,7 +193,6 @@
                 <w:bCs/>
               </w:rPr>
             </w:pPr>
-            <w:proofErr w:type="spellStart"/>
             <w:r>
               <w:rPr>
                 <w:b/>
@@ -207,7 +200,6 @@
               </w:rPr>
               <w:t>local_id</w:t>
             </w:r>
-            <w:proofErr w:type="spellEnd"/>
           </w:p>
         </w:tc>
         <w:tc>
@@ -327,55 +319,7 @@
                 <w:b/>
                 <w:bCs/>
               </w:rPr>
-              <w:t xml:space="preserve">Defines </w:t>
-            </w:r>
-            <w:proofErr w:type="spellStart"/>
-            <w:r>
-              <w:rPr>
-                <w:b/>
-                <w:bCs/>
-              </w:rPr>
-              <w:t>the</w:t>
-            </w:r>
-            <w:proofErr w:type="spellEnd"/>
-            <w:r>
-              <w:rPr>
-                <w:b/>
-                <w:bCs/>
-              </w:rPr>
-              <w:t xml:space="preserve"> </w:t>
-            </w:r>
-            <w:proofErr w:type="spellStart"/>
-            <w:r>
-              <w:rPr>
-                <w:b/>
-                <w:bCs/>
-              </w:rPr>
-              <w:t>surface</w:t>
-            </w:r>
-            <w:proofErr w:type="spellEnd"/>
-            <w:r>
-              <w:rPr>
-                <w:b/>
-                <w:bCs/>
-              </w:rPr>
-              <w:t xml:space="preserve"> </w:t>
-            </w:r>
-            <w:proofErr w:type="spellStart"/>
-            <w:r>
-              <w:rPr>
-                <w:b/>
-                <w:bCs/>
-              </w:rPr>
-              <w:t>geometry</w:t>
-            </w:r>
-            <w:proofErr w:type="spellEnd"/>
-            <w:r>
-              <w:rPr>
-                <w:b/>
-                <w:bCs/>
-              </w:rPr>
-              <w:t>.</w:t>
+              <w:t>Defines the surface geometry.</w:t>
             </w:r>
           </w:p>
         </w:tc>
@@ -448,55 +392,7 @@
                 <w:b/>
                 <w:bCs/>
               </w:rPr>
-              <w:t xml:space="preserve">Defines </w:t>
-            </w:r>
-            <w:proofErr w:type="spellStart"/>
-            <w:r>
-              <w:rPr>
-                <w:b/>
-                <w:bCs/>
-              </w:rPr>
-              <w:t>the</w:t>
-            </w:r>
-            <w:proofErr w:type="spellEnd"/>
-            <w:r>
-              <w:rPr>
-                <w:b/>
-                <w:bCs/>
-              </w:rPr>
-              <w:t xml:space="preserve"> </w:t>
-            </w:r>
-            <w:proofErr w:type="spellStart"/>
-            <w:r>
-              <w:rPr>
-                <w:b/>
-                <w:bCs/>
-              </w:rPr>
-              <w:t>surface</w:t>
-            </w:r>
-            <w:proofErr w:type="spellEnd"/>
-            <w:r>
-              <w:rPr>
-                <w:b/>
-                <w:bCs/>
-              </w:rPr>
-              <w:t xml:space="preserve"> </w:t>
-            </w:r>
-            <w:proofErr w:type="spellStart"/>
-            <w:r>
-              <w:rPr>
-                <w:b/>
-                <w:bCs/>
-              </w:rPr>
-              <w:t>geometry</w:t>
-            </w:r>
-            <w:proofErr w:type="spellEnd"/>
-            <w:r>
-              <w:rPr>
-                <w:b/>
-                <w:bCs/>
-              </w:rPr>
-              <w:t>.</w:t>
+              <w:t>Defines the surface geometry.</w:t>
             </w:r>
           </w:p>
         </w:tc>
@@ -569,55 +465,7 @@
                 <w:b/>
                 <w:bCs/>
               </w:rPr>
-              <w:t xml:space="preserve">Defines </w:t>
-            </w:r>
-            <w:proofErr w:type="spellStart"/>
-            <w:r>
-              <w:rPr>
-                <w:b/>
-                <w:bCs/>
-              </w:rPr>
-              <w:t>the</w:t>
-            </w:r>
-            <w:proofErr w:type="spellEnd"/>
-            <w:r>
-              <w:rPr>
-                <w:b/>
-                <w:bCs/>
-              </w:rPr>
-              <w:t xml:space="preserve"> </w:t>
-            </w:r>
-            <w:proofErr w:type="spellStart"/>
-            <w:r>
-              <w:rPr>
-                <w:b/>
-                <w:bCs/>
-              </w:rPr>
-              <w:t>surface</w:t>
-            </w:r>
-            <w:proofErr w:type="spellEnd"/>
-            <w:r>
-              <w:rPr>
-                <w:b/>
-                <w:bCs/>
-              </w:rPr>
-              <w:t xml:space="preserve"> </w:t>
-            </w:r>
-            <w:proofErr w:type="spellStart"/>
-            <w:r>
-              <w:rPr>
-                <w:b/>
-                <w:bCs/>
-              </w:rPr>
-              <w:t>geometry</w:t>
-            </w:r>
-            <w:proofErr w:type="spellEnd"/>
-            <w:r>
-              <w:rPr>
-                <w:b/>
-                <w:bCs/>
-              </w:rPr>
-              <w:t>.</w:t>
+              <w:t>Defines the surface geometry.</w:t>
             </w:r>
           </w:p>
         </w:tc>
@@ -690,55 +538,7 @@
                 <w:b/>
                 <w:bCs/>
               </w:rPr>
-              <w:t xml:space="preserve">Defines </w:t>
-            </w:r>
-            <w:proofErr w:type="spellStart"/>
-            <w:r>
-              <w:rPr>
-                <w:b/>
-                <w:bCs/>
-              </w:rPr>
-              <w:t>the</w:t>
-            </w:r>
-            <w:proofErr w:type="spellEnd"/>
-            <w:r>
-              <w:rPr>
-                <w:b/>
-                <w:bCs/>
-              </w:rPr>
-              <w:t xml:space="preserve"> </w:t>
-            </w:r>
-            <w:proofErr w:type="spellStart"/>
-            <w:r>
-              <w:rPr>
-                <w:b/>
-                <w:bCs/>
-              </w:rPr>
-              <w:t>surface</w:t>
-            </w:r>
-            <w:proofErr w:type="spellEnd"/>
-            <w:r>
-              <w:rPr>
-                <w:b/>
-                <w:bCs/>
-              </w:rPr>
-              <w:t xml:space="preserve"> </w:t>
-            </w:r>
-            <w:proofErr w:type="spellStart"/>
-            <w:r>
-              <w:rPr>
-                <w:b/>
-                <w:bCs/>
-              </w:rPr>
-              <w:t>geometry</w:t>
-            </w:r>
-            <w:proofErr w:type="spellEnd"/>
-            <w:r>
-              <w:rPr>
-                <w:b/>
-                <w:bCs/>
-              </w:rPr>
-              <w:t>.</w:t>
+              <w:t>Defines the surface geometry.</w:t>
             </w:r>
           </w:p>
         </w:tc>
@@ -1135,7 +935,6 @@
                 <w:bCs/>
               </w:rPr>
             </w:pPr>
-            <w:proofErr w:type="spellStart"/>
             <w:r>
               <w:rPr>
                 <w:b/>
@@ -1144,7 +943,6 @@
               <w:lastRenderedPageBreak/>
               <w:t>area</w:t>
             </w:r>
-            <w:proofErr w:type="spellEnd"/>
           </w:p>
         </w:tc>
         <w:tc>
@@ -1213,7 +1011,6 @@
                 <w:bCs/>
               </w:rPr>
             </w:pPr>
-            <w:proofErr w:type="spellStart"/>
             <w:r>
               <w:rPr>
                 <w:b/>
@@ -1221,7 +1018,6 @@
               </w:rPr>
               <w:t>aspect_ratio</w:t>
             </w:r>
-            <w:proofErr w:type="spellEnd"/>
           </w:p>
         </w:tc>
         <w:tc>
@@ -1261,53 +1057,12 @@
                 <w:bCs/>
               </w:rPr>
             </w:pPr>
-            <w:proofErr w:type="spellStart"/>
-            <w:r>
-              <w:rPr>
-                <w:b/>
-                <w:bCs/>
-              </w:rPr>
-              <w:t>Ensures</w:t>
-            </w:r>
-            <w:proofErr w:type="spellEnd"/>
-            <w:r>
-              <w:rPr>
-                <w:b/>
-                <w:bCs/>
-              </w:rPr>
-              <w:t xml:space="preserve"> </w:t>
-            </w:r>
-            <w:proofErr w:type="spellStart"/>
-            <w:r>
-              <w:rPr>
-                <w:b/>
-                <w:bCs/>
-              </w:rPr>
-              <w:t>surface</w:t>
-            </w:r>
-            <w:proofErr w:type="spellEnd"/>
-            <w:r>
-              <w:rPr>
-                <w:b/>
-                <w:bCs/>
-              </w:rPr>
-              <w:t xml:space="preserve"> </w:t>
-            </w:r>
-            <w:proofErr w:type="spellStart"/>
-            <w:r>
-              <w:rPr>
-                <w:b/>
-                <w:bCs/>
-              </w:rPr>
-              <w:t>quality</w:t>
-            </w:r>
-            <w:proofErr w:type="spellEnd"/>
-            <w:r>
-              <w:rPr>
-                <w:b/>
-                <w:bCs/>
-              </w:rPr>
-              <w:t>.</w:t>
+            <w:r>
+              <w:rPr>
+                <w:b/>
+                <w:bCs/>
+              </w:rPr>
+              <w:t>Ensures surface quality.</w:t>
             </w:r>
           </w:p>
         </w:tc>
@@ -1326,7 +1081,7 @@
           <w:bCs/>
         </w:rPr>
         <w:pict w14:anchorId="6038410F">
-          <v:rect id="_x0000_i1056" style="width:0;height:1.5pt" o:hralign="center" o:hrstd="t" o:hr="t" fillcolor="#a0a0a0" stroked="f"/>
+          <v:rect id="_x0000_i1026" style="width:0;height:1.5pt" o:hralign="center" o:hrstd="t" o:hr="t" fillcolor="#a0a0a0" stroked="f"/>
         </w:pict>
       </w:r>
     </w:p>
@@ -1337,37 +1092,12 @@
           <w:bCs/>
         </w:rPr>
       </w:pPr>
-      <w:proofErr w:type="spellStart"/>
-      <w:r>
-        <w:rPr>
-          <w:b/>
-          <w:bCs/>
-        </w:rPr>
-        <w:t>Current</w:t>
-      </w:r>
-      <w:proofErr w:type="spellEnd"/>
-      <w:r>
-        <w:rPr>
-          <w:b/>
-          <w:bCs/>
-        </w:rPr>
-        <w:t xml:space="preserve"> </w:t>
-      </w:r>
-      <w:proofErr w:type="spellStart"/>
-      <w:r>
-        <w:rPr>
-          <w:b/>
-          <w:bCs/>
-        </w:rPr>
-        <w:t>Implementation</w:t>
-      </w:r>
-      <w:proofErr w:type="spellEnd"/>
-      <w:r>
-        <w:rPr>
-          <w:b/>
-          <w:bCs/>
-        </w:rPr>
-        <w:t xml:space="preserve"> Notes</w:t>
+      <w:r>
+        <w:rPr>
+          <w:b/>
+          <w:bCs/>
+        </w:rPr>
+        <w:t>Current Implementation Notes</w:t>
       </w:r>
     </w:p>
     <w:p>
@@ -1381,37 +1111,12 @@
           <w:bCs/>
         </w:rPr>
       </w:pPr>
-      <w:proofErr w:type="spellStart"/>
-      <w:r>
-        <w:rPr>
-          <w:b/>
-          <w:bCs/>
-        </w:rPr>
-        <w:t>Simplified</w:t>
-      </w:r>
-      <w:proofErr w:type="spellEnd"/>
-      <w:r>
-        <w:rPr>
-          <w:b/>
-          <w:bCs/>
-        </w:rPr>
-        <w:t xml:space="preserve"> </w:t>
-      </w:r>
-      <w:proofErr w:type="spellStart"/>
-      <w:r>
-        <w:rPr>
-          <w:b/>
-          <w:bCs/>
-        </w:rPr>
-        <w:t>Structure</w:t>
-      </w:r>
-      <w:proofErr w:type="spellEnd"/>
-      <w:r>
-        <w:rPr>
-          <w:b/>
-          <w:bCs/>
-        </w:rPr>
-        <w:t>:</w:t>
+      <w:r>
+        <w:rPr>
+          <w:b/>
+          <w:bCs/>
+        </w:rPr>
+        <w:t>Simplified Structure:</w:t>
       </w:r>
     </w:p>
     <w:p>
@@ -1467,37 +1172,12 @@
           <w:bCs/>
         </w:rPr>
       </w:pPr>
-      <w:proofErr w:type="spellStart"/>
-      <w:r>
-        <w:rPr>
-          <w:b/>
-          <w:bCs/>
-        </w:rPr>
-        <w:t>Quality</w:t>
-      </w:r>
-      <w:proofErr w:type="spellEnd"/>
-      <w:r>
-        <w:rPr>
-          <w:b/>
-          <w:bCs/>
-        </w:rPr>
-        <w:t xml:space="preserve"> </w:t>
-      </w:r>
-      <w:proofErr w:type="spellStart"/>
-      <w:r>
-        <w:rPr>
-          <w:b/>
-          <w:bCs/>
-        </w:rPr>
-        <w:t>Validation</w:t>
-      </w:r>
-      <w:proofErr w:type="spellEnd"/>
-      <w:r>
-        <w:rPr>
-          <w:b/>
-          <w:bCs/>
-        </w:rPr>
-        <w:t>:</w:t>
+      <w:r>
+        <w:rPr>
+          <w:b/>
+          <w:bCs/>
+        </w:rPr>
+        <w:t>Quality Validation:</w:t>
       </w:r>
     </w:p>
     <w:p>
@@ -1534,7 +1214,7 @@
           <w:bCs/>
         </w:rPr>
         <w:pict w14:anchorId="6924B696">
-          <v:rect id="_x0000_i1057" style="width:0;height:1.5pt" o:hralign="center" o:hrstd="t" o:hr="t" fillcolor="#a0a0a0" stroked="f"/>
+          <v:rect id="_x0000_i1027" style="width:0;height:1.5pt" o:hralign="center" o:hrstd="t" o:hr="t" fillcolor="#a0a0a0" stroked="f"/>
         </w:pict>
       </w:r>
     </w:p>
@@ -1584,65 +1264,8 @@
           <w:b/>
           <w:bCs/>
         </w:rPr>
-        <w:t xml:space="preserve">1. </w:t>
-      </w:r>
-      <w:proofErr w:type="spellStart"/>
-      <w:r>
-        <w:rPr>
-          <w:b/>
-          <w:bCs/>
-        </w:rPr>
-        <w:t>Connectivity</w:t>
-      </w:r>
-      <w:proofErr w:type="spellEnd"/>
-      <w:r>
-        <w:rPr>
-          <w:b/>
-          <w:bCs/>
-        </w:rPr>
-        <w:t xml:space="preserve"> </w:t>
-      </w:r>
-      <w:proofErr w:type="spellStart"/>
-      <w:r>
-        <w:rPr>
-          <w:b/>
-          <w:bCs/>
-        </w:rPr>
-        <w:t>to</w:t>
-      </w:r>
-      <w:proofErr w:type="spellEnd"/>
-      <w:r>
-        <w:rPr>
-          <w:b/>
-          <w:bCs/>
-        </w:rPr>
-        <w:t xml:space="preserve"> </w:t>
-      </w:r>
-      <w:proofErr w:type="spellStart"/>
-      <w:r>
-        <w:rPr>
-          <w:b/>
-          <w:bCs/>
-        </w:rPr>
-        <w:t>Adjacent</w:t>
-      </w:r>
-      <w:proofErr w:type="spellEnd"/>
-      <w:r>
-        <w:rPr>
-          <w:b/>
-          <w:bCs/>
-        </w:rPr>
-        <w:t xml:space="preserve"> </w:t>
-      </w:r>
-      <w:proofErr w:type="spellStart"/>
-      <w:r>
-        <w:rPr>
-          <w:b/>
-          <w:bCs/>
-        </w:rPr>
-        <w:t>Surfaces</w:t>
-      </w:r>
-      <w:proofErr w:type="spellEnd"/>
+        <w:t>1. Connectivity to Adjacent Surfaces</w:t>
+      </w:r>
     </w:p>
     <w:p>
       <w:pPr>
@@ -1719,17 +1342,8 @@
           <w:b/>
           <w:bCs/>
         </w:rPr>
-        <w:t xml:space="preserve">2. Material </w:t>
-      </w:r>
-      <w:proofErr w:type="spellStart"/>
-      <w:r>
-        <w:rPr>
-          <w:b/>
-          <w:bCs/>
-        </w:rPr>
-        <w:t>Properties</w:t>
-      </w:r>
-      <w:proofErr w:type="spellEnd"/>
+        <w:t>2. Material Properties</w:t>
+      </w:r>
     </w:p>
     <w:p>
       <w:pPr>
@@ -1742,37 +1356,12 @@
           <w:bCs/>
         </w:rPr>
       </w:pPr>
-      <w:proofErr w:type="spellStart"/>
-      <w:r>
-        <w:rPr>
-          <w:b/>
-          <w:bCs/>
-        </w:rPr>
-        <w:t>Column</w:t>
-      </w:r>
-      <w:proofErr w:type="spellEnd"/>
-      <w:r>
-        <w:rPr>
-          <w:b/>
-          <w:bCs/>
-        </w:rPr>
-        <w:t xml:space="preserve">: </w:t>
-      </w:r>
-      <w:proofErr w:type="spellStart"/>
-      <w:r>
-        <w:rPr>
-          <w:b/>
-          <w:bCs/>
-        </w:rPr>
-        <w:t>material_id</w:t>
-      </w:r>
-      <w:proofErr w:type="spellEnd"/>
-      <w:r>
-        <w:rPr>
-          <w:b/>
-          <w:bCs/>
-        </w:rPr>
-        <w:t>.</w:t>
+      <w:r>
+        <w:rPr>
+          <w:b/>
+          <w:bCs/>
+        </w:rPr>
+        <w:t>Column: material_id.</w:t>
       </w:r>
     </w:p>
     <w:p>
@@ -1809,33 +1398,8 @@
           <w:bCs/>
         </w:rPr>
         <w:lastRenderedPageBreak/>
-        <w:t xml:space="preserve">3. </w:t>
-      </w:r>
-      <w:proofErr w:type="spellStart"/>
-      <w:r>
-        <w:rPr>
-          <w:b/>
-          <w:bCs/>
-        </w:rPr>
-        <w:t>Element</w:t>
-      </w:r>
-      <w:proofErr w:type="spellEnd"/>
-      <w:r>
-        <w:rPr>
-          <w:b/>
-          <w:bCs/>
-        </w:rPr>
-        <w:t xml:space="preserve"> </w:t>
-      </w:r>
-      <w:proofErr w:type="spellStart"/>
-      <w:r>
-        <w:rPr>
-          <w:b/>
-          <w:bCs/>
-        </w:rPr>
-        <w:t>Type</w:t>
-      </w:r>
-      <w:proofErr w:type="spellEnd"/>
+        <w:t>3. Element Type</w:t>
+      </w:r>
     </w:p>
     <w:p>
       <w:pPr>
@@ -1848,37 +1412,12 @@
           <w:bCs/>
         </w:rPr>
       </w:pPr>
-      <w:proofErr w:type="spellStart"/>
-      <w:r>
-        <w:rPr>
-          <w:b/>
-          <w:bCs/>
-        </w:rPr>
-        <w:t>Column</w:t>
-      </w:r>
-      <w:proofErr w:type="spellEnd"/>
-      <w:r>
-        <w:rPr>
-          <w:b/>
-          <w:bCs/>
-        </w:rPr>
-        <w:t xml:space="preserve">: </w:t>
-      </w:r>
-      <w:proofErr w:type="spellStart"/>
-      <w:r>
-        <w:rPr>
-          <w:b/>
-          <w:bCs/>
-        </w:rPr>
-        <w:t>element_type</w:t>
-      </w:r>
-      <w:proofErr w:type="spellEnd"/>
-      <w:r>
-        <w:rPr>
-          <w:b/>
-          <w:bCs/>
-        </w:rPr>
-        <w:t>.</w:t>
+      <w:r>
+        <w:rPr>
+          <w:b/>
+          <w:bCs/>
+        </w:rPr>
+        <w:t>Column: element_type.</w:t>
       </w:r>
     </w:p>
     <w:p>
@@ -1914,33 +1453,8 @@
           <w:b/>
           <w:bCs/>
         </w:rPr>
-        <w:t xml:space="preserve">4. </w:t>
-      </w:r>
-      <w:proofErr w:type="spellStart"/>
-      <w:r>
-        <w:rPr>
-          <w:b/>
-          <w:bCs/>
-        </w:rPr>
-        <w:t>Boundary</w:t>
-      </w:r>
-      <w:proofErr w:type="spellEnd"/>
-      <w:r>
-        <w:rPr>
-          <w:b/>
-          <w:bCs/>
-        </w:rPr>
-        <w:t xml:space="preserve"> </w:t>
-      </w:r>
-      <w:proofErr w:type="spellStart"/>
-      <w:r>
-        <w:rPr>
-          <w:b/>
-          <w:bCs/>
-        </w:rPr>
-        <w:t>Conditions</w:t>
-      </w:r>
-      <w:proofErr w:type="spellEnd"/>
+        <w:t>4. Boundary Conditions</w:t>
+      </w:r>
     </w:p>
     <w:p>
       <w:pPr>
@@ -1996,17 +1510,8 @@
           <w:b/>
           <w:bCs/>
         </w:rPr>
-        <w:t xml:space="preserve">5. </w:t>
-      </w:r>
-      <w:proofErr w:type="spellStart"/>
-      <w:r>
-        <w:rPr>
-          <w:b/>
-          <w:bCs/>
-        </w:rPr>
-        <w:t>Thickness</w:t>
-      </w:r>
-      <w:proofErr w:type="spellEnd"/>
+        <w:t>5. Thickness</w:t>
+      </w:r>
     </w:p>
     <w:p>
       <w:pPr>
@@ -2019,37 +1524,12 @@
           <w:bCs/>
         </w:rPr>
       </w:pPr>
-      <w:proofErr w:type="spellStart"/>
-      <w:r>
-        <w:rPr>
-          <w:b/>
-          <w:bCs/>
-        </w:rPr>
-        <w:t>Column</w:t>
-      </w:r>
-      <w:proofErr w:type="spellEnd"/>
-      <w:r>
-        <w:rPr>
-          <w:b/>
-          <w:bCs/>
-        </w:rPr>
-        <w:t xml:space="preserve">: </w:t>
-      </w:r>
-      <w:proofErr w:type="spellStart"/>
-      <w:r>
-        <w:rPr>
-          <w:b/>
-          <w:bCs/>
-        </w:rPr>
-        <w:t>thickness</w:t>
-      </w:r>
-      <w:proofErr w:type="spellEnd"/>
-      <w:r>
-        <w:rPr>
-          <w:b/>
-          <w:bCs/>
-        </w:rPr>
-        <w:t>.</w:t>
+      <w:r>
+        <w:rPr>
+          <w:b/>
+          <w:bCs/>
+        </w:rPr>
+        <w:t>Column: thickness.</w:t>
       </w:r>
     </w:p>
     <w:p>
@@ -2085,33 +1565,8 @@
           <w:b/>
           <w:bCs/>
         </w:rPr>
-        <w:t xml:space="preserve">6. </w:t>
-      </w:r>
-      <w:proofErr w:type="spellStart"/>
-      <w:r>
-        <w:rPr>
-          <w:b/>
-          <w:bCs/>
-        </w:rPr>
-        <w:t>Export</w:t>
-      </w:r>
-      <w:proofErr w:type="spellEnd"/>
-      <w:r>
-        <w:rPr>
-          <w:b/>
-          <w:bCs/>
-        </w:rPr>
-        <w:t xml:space="preserve"> </w:t>
-      </w:r>
-      <w:proofErr w:type="spellStart"/>
-      <w:r>
-        <w:rPr>
-          <w:b/>
-          <w:bCs/>
-        </w:rPr>
-        <w:t>Compatibility</w:t>
-      </w:r>
-      <w:proofErr w:type="spellEnd"/>
+        <w:t>6. Export Compatibility</w:t>
+      </w:r>
     </w:p>
     <w:p>
       <w:pPr>
@@ -2145,37 +1600,12 @@
           <w:bCs/>
         </w:rPr>
       </w:pPr>
-      <w:proofErr w:type="spellStart"/>
-      <w:r>
-        <w:rPr>
-          <w:b/>
-          <w:bCs/>
-        </w:rPr>
-        <w:t>Example</w:t>
-      </w:r>
-      <w:proofErr w:type="spellEnd"/>
-      <w:r>
-        <w:rPr>
-          <w:b/>
-          <w:bCs/>
-        </w:rPr>
-        <w:t xml:space="preserve">: </w:t>
-      </w:r>
-      <w:proofErr w:type="spellStart"/>
-      <w:r>
-        <w:rPr>
-          <w:b/>
-          <w:bCs/>
-        </w:rPr>
-        <w:t>patran_element_id</w:t>
-      </w:r>
-      <w:proofErr w:type="spellEnd"/>
-      <w:r>
-        <w:rPr>
-          <w:b/>
-          <w:bCs/>
-        </w:rPr>
-        <w:t>.</w:t>
+      <w:r>
+        <w:rPr>
+          <w:b/>
+          <w:bCs/>
+        </w:rPr>
+        <w:t>Example: patran_element_id.</w:t>
       </w:r>
     </w:p>
     <w:p>
@@ -2191,7 +1621,7 @@
           <w:bCs/>
         </w:rPr>
         <w:pict w14:anchorId="407D860A">
-          <v:rect id="_x0000_i1058" style="width:0;height:1.5pt" o:hralign="center" o:hrstd="t" o:hr="t" fillcolor="#a0a0a0" stroked="f"/>
+          <v:rect id="_x0000_i1028" style="width:0;height:1.5pt" o:hralign="center" o:hrstd="t" o:hr="t" fillcolor="#a0a0a0" stroked="f"/>
         </w:pict>
       </w:r>
     </w:p>
@@ -2202,47 +1632,13 @@
           <w:bCs/>
         </w:rPr>
       </w:pPr>
-      <w:proofErr w:type="spellStart"/>
-      <w:r>
-        <w:rPr>
-          <w:b/>
-          <w:bCs/>
-        </w:rPr>
-        <w:t>Rationale</w:t>
-      </w:r>
-      <w:proofErr w:type="spellEnd"/>
-      <w:r>
-        <w:rPr>
-          <w:b/>
-          <w:bCs/>
-        </w:rPr>
-        <w:t xml:space="preserve"> </w:t>
-      </w:r>
-      <w:proofErr w:type="spellStart"/>
-      <w:r>
-        <w:rPr>
-          <w:b/>
-          <w:bCs/>
-        </w:rPr>
-        <w:t>for</w:t>
-      </w:r>
-      <w:proofErr w:type="spellEnd"/>
-      <w:r>
-        <w:rPr>
-          <w:b/>
-          <w:bCs/>
-        </w:rPr>
-        <w:t xml:space="preserve"> </w:t>
-      </w:r>
-      <w:proofErr w:type="spellStart"/>
-      <w:r>
-        <w:rPr>
-          <w:b/>
-          <w:bCs/>
-        </w:rPr>
-        <w:t>Enhancements</w:t>
-      </w:r>
-      <w:proofErr w:type="spellEnd"/>
+      <w:r>
+        <w:rPr>
+          <w:b/>
+          <w:bCs/>
+        </w:rPr>
+        <w:t>Rationale for Enhancements</w:t>
+      </w:r>
     </w:p>
     <w:p>
       <w:pPr>
@@ -2255,69 +1651,12 @@
           <w:bCs/>
         </w:rPr>
       </w:pPr>
-      <w:proofErr w:type="spellStart"/>
-      <w:r>
-        <w:rPr>
-          <w:b/>
-          <w:bCs/>
-        </w:rPr>
-        <w:t>Connectivity</w:t>
-      </w:r>
-      <w:proofErr w:type="spellEnd"/>
-      <w:r>
-        <w:rPr>
-          <w:b/>
-          <w:bCs/>
-        </w:rPr>
-        <w:t xml:space="preserve"> </w:t>
-      </w:r>
-      <w:proofErr w:type="spellStart"/>
-      <w:r>
-        <w:rPr>
-          <w:b/>
-          <w:bCs/>
-        </w:rPr>
-        <w:t>to</w:t>
-      </w:r>
-      <w:proofErr w:type="spellEnd"/>
-      <w:r>
-        <w:rPr>
-          <w:b/>
-          <w:bCs/>
-        </w:rPr>
-        <w:t xml:space="preserve"> </w:t>
-      </w:r>
-      <w:proofErr w:type="spellStart"/>
-      <w:r>
-        <w:rPr>
-          <w:b/>
-          <w:bCs/>
-        </w:rPr>
-        <w:t>Adjacent</w:t>
-      </w:r>
-      <w:proofErr w:type="spellEnd"/>
-      <w:r>
-        <w:rPr>
-          <w:b/>
-          <w:bCs/>
-        </w:rPr>
-        <w:t xml:space="preserve"> </w:t>
-      </w:r>
-      <w:proofErr w:type="spellStart"/>
-      <w:r>
-        <w:rPr>
-          <w:b/>
-          <w:bCs/>
-        </w:rPr>
-        <w:t>Surfaces</w:t>
-      </w:r>
-      <w:proofErr w:type="spellEnd"/>
-      <w:r>
-        <w:rPr>
-          <w:b/>
-          <w:bCs/>
-        </w:rPr>
-        <w:t>:</w:t>
+      <w:r>
+        <w:rPr>
+          <w:b/>
+          <w:bCs/>
+        </w:rPr>
+        <w:t>Connectivity to Adjacent Surfaces:</w:t>
       </w:r>
     </w:p>
     <w:p>
@@ -2357,39 +1696,7 @@
           <w:b/>
           <w:bCs/>
         </w:rPr>
-        <w:t xml:space="preserve">Material </w:t>
-      </w:r>
-      <w:proofErr w:type="spellStart"/>
-      <w:r>
-        <w:rPr>
-          <w:b/>
-          <w:bCs/>
-        </w:rPr>
-        <w:t>Properties</w:t>
-      </w:r>
-      <w:proofErr w:type="spellEnd"/>
-      <w:r>
-        <w:rPr>
-          <w:b/>
-          <w:bCs/>
-        </w:rPr>
-        <w:t xml:space="preserve"> and </w:t>
-      </w:r>
-      <w:proofErr w:type="spellStart"/>
-      <w:r>
-        <w:rPr>
-          <w:b/>
-          <w:bCs/>
-        </w:rPr>
-        <w:t>Thickness</w:t>
-      </w:r>
-      <w:proofErr w:type="spellEnd"/>
-      <w:r>
-        <w:rPr>
-          <w:b/>
-          <w:bCs/>
-        </w:rPr>
-        <w:t>:</w:t>
+        <w:t>Material Properties and Thickness:</w:t>
       </w:r>
     </w:p>
     <w:p>
@@ -2424,37 +1731,12 @@
           <w:bCs/>
         </w:rPr>
       </w:pPr>
-      <w:proofErr w:type="spellStart"/>
-      <w:r>
-        <w:rPr>
-          <w:b/>
-          <w:bCs/>
-        </w:rPr>
-        <w:t>Boundary</w:t>
-      </w:r>
-      <w:proofErr w:type="spellEnd"/>
-      <w:r>
-        <w:rPr>
-          <w:b/>
-          <w:bCs/>
-        </w:rPr>
-        <w:t xml:space="preserve"> </w:t>
-      </w:r>
-      <w:proofErr w:type="spellStart"/>
-      <w:r>
-        <w:rPr>
-          <w:b/>
-          <w:bCs/>
-        </w:rPr>
-        <w:t>Conditions</w:t>
-      </w:r>
-      <w:proofErr w:type="spellEnd"/>
-      <w:r>
-        <w:rPr>
-          <w:b/>
-          <w:bCs/>
-        </w:rPr>
-        <w:t>:</w:t>
+      <w:r>
+        <w:rPr>
+          <w:b/>
+          <w:bCs/>
+        </w:rPr>
+        <w:t>Boundary Conditions:</w:t>
       </w:r>
     </w:p>
     <w:p>
@@ -2489,37 +1771,12 @@
           <w:bCs/>
         </w:rPr>
       </w:pPr>
-      <w:proofErr w:type="spellStart"/>
-      <w:r>
-        <w:rPr>
-          <w:b/>
-          <w:bCs/>
-        </w:rPr>
-        <w:t>Export</w:t>
-      </w:r>
-      <w:proofErr w:type="spellEnd"/>
-      <w:r>
-        <w:rPr>
-          <w:b/>
-          <w:bCs/>
-        </w:rPr>
-        <w:t xml:space="preserve"> </w:t>
-      </w:r>
-      <w:proofErr w:type="spellStart"/>
-      <w:r>
-        <w:rPr>
-          <w:b/>
-          <w:bCs/>
-        </w:rPr>
-        <w:t>Compatibility</w:t>
-      </w:r>
-      <w:proofErr w:type="spellEnd"/>
-      <w:r>
-        <w:rPr>
-          <w:b/>
-          <w:bCs/>
-        </w:rPr>
-        <w:t>:</w:t>
+      <w:r>
+        <w:rPr>
+          <w:b/>
+          <w:bCs/>
+        </w:rPr>
+        <w:t>Export Compatibility:</w:t>
       </w:r>
     </w:p>
     <w:p>
@@ -2556,7 +1813,7 @@
           <w:bCs/>
         </w:rPr>
         <w:pict w14:anchorId="2A8BF68A">
-          <v:rect id="_x0000_i1059" style="width:0;height:1.5pt" o:hralign="center" o:hrstd="t" o:hr="t" fillcolor="#a0a0a0" stroked="f"/>
+          <v:rect id="_x0000_i1029" style="width:0;height:1.5pt" o:hralign="center" o:hrstd="t" o:hr="t" fillcolor="#a0a0a0" stroked="f"/>
         </w:pict>
       </w:r>
     </w:p>
@@ -2567,47 +1824,13 @@
           <w:bCs/>
         </w:rPr>
       </w:pPr>
-      <w:proofErr w:type="spellStart"/>
-      <w:r>
-        <w:rPr>
-          <w:b/>
-          <w:bCs/>
-        </w:rPr>
-        <w:t>Steps</w:t>
-      </w:r>
-      <w:proofErr w:type="spellEnd"/>
-      <w:r>
-        <w:rPr>
-          <w:b/>
-          <w:bCs/>
-        </w:rPr>
-        <w:t xml:space="preserve"> </w:t>
-      </w:r>
-      <w:proofErr w:type="spellStart"/>
-      <w:r>
-        <w:rPr>
-          <w:b/>
-          <w:bCs/>
-        </w:rPr>
-        <w:t>for</w:t>
-      </w:r>
-      <w:proofErr w:type="spellEnd"/>
-      <w:r>
-        <w:rPr>
-          <w:b/>
-          <w:bCs/>
-        </w:rPr>
-        <w:t xml:space="preserve"> Future </w:t>
-      </w:r>
-      <w:proofErr w:type="spellStart"/>
-      <w:r>
-        <w:rPr>
-          <w:b/>
-          <w:bCs/>
-        </w:rPr>
-        <w:t>Implementation</w:t>
-      </w:r>
-      <w:proofErr w:type="spellEnd"/>
+      <w:r>
+        <w:rPr>
+          <w:b/>
+          <w:bCs/>
+        </w:rPr>
+        <w:t>Steps for Future Implementation</w:t>
+      </w:r>
     </w:p>
     <w:p>
       <w:pPr>
@@ -2620,37 +1843,12 @@
           <w:bCs/>
         </w:rPr>
       </w:pPr>
-      <w:proofErr w:type="spellStart"/>
-      <w:r>
-        <w:rPr>
-          <w:b/>
-          <w:bCs/>
-        </w:rPr>
-        <w:t>Current</w:t>
-      </w:r>
-      <w:proofErr w:type="spellEnd"/>
-      <w:r>
-        <w:rPr>
-          <w:b/>
-          <w:bCs/>
-        </w:rPr>
-        <w:t xml:space="preserve"> </w:t>
-      </w:r>
-      <w:proofErr w:type="spellStart"/>
-      <w:r>
-        <w:rPr>
-          <w:b/>
-          <w:bCs/>
-        </w:rPr>
-        <w:t>Implementation</w:t>
-      </w:r>
-      <w:proofErr w:type="spellEnd"/>
-      <w:r>
-        <w:rPr>
-          <w:b/>
-          <w:bCs/>
-        </w:rPr>
-        <w:t>:</w:t>
+      <w:r>
+        <w:rPr>
+          <w:b/>
+          <w:bCs/>
+        </w:rPr>
+        <w:t>Current Implementation:</w:t>
       </w:r>
     </w:p>
     <w:p>
@@ -2672,25 +1870,7 @@
           <w:lang w:val="en-US"/>
         </w:rPr>
         <w:lastRenderedPageBreak/>
-        <w:t xml:space="preserve">Ensure accurate calculation of area and </w:t>
-      </w:r>
-      <w:proofErr w:type="spellStart"/>
-      <w:r>
-        <w:rPr>
-          <w:b/>
-          <w:bCs/>
-          <w:lang w:val="en-US"/>
-        </w:rPr>
-        <w:t>aspect_ratio</w:t>
-      </w:r>
-      <w:proofErr w:type="spellEnd"/>
-      <w:r>
-        <w:rPr>
-          <w:b/>
-          <w:bCs/>
-          <w:lang w:val="en-US"/>
-        </w:rPr>
-        <w:t>.</w:t>
+        <w:t>Ensure accurate calculation of area and aspect_ratio.</w:t>
       </w:r>
     </w:p>
     <w:p>
@@ -2730,23 +1910,7 @@
           <w:b/>
           <w:bCs/>
         </w:rPr>
-        <w:t xml:space="preserve">Future </w:t>
-      </w:r>
-      <w:proofErr w:type="spellStart"/>
-      <w:r>
-        <w:rPr>
-          <w:b/>
-          <w:bCs/>
-        </w:rPr>
-        <w:t>Implementation</w:t>
-      </w:r>
-      <w:proofErr w:type="spellEnd"/>
-      <w:r>
-        <w:rPr>
-          <w:b/>
-          <w:bCs/>
-        </w:rPr>
-        <w:t>:</w:t>
+        <w:t>Future Implementation:</w:t>
       </w:r>
     </w:p>
     <w:p>
@@ -2810,6 +1974,1588 @@
           <w:lang w:val="en-US"/>
         </w:rPr>
         <w:t>Integrate Patran/Nastran export functionality.</w:t>
+      </w:r>
+    </w:p>
+    <w:p>
+      <w:pPr>
+        <w:rPr>
+          <w:b/>
+          <w:bCs/>
+          <w:lang w:val="en-US"/>
+        </w:rPr>
+      </w:pPr>
+      <w:r>
+        <w:rPr>
+          <w:b/>
+          <w:bCs/>
+          <w:lang w:val="en-US"/>
+        </w:rPr>
+        <w:t>Penta Surfaces (5-Point Surfaces)</w:t>
+      </w:r>
+    </w:p>
+    <w:p>
+      <w:pPr>
+        <w:rPr>
+          <w:b/>
+          <w:bCs/>
+          <w:lang w:val="en-US"/>
+        </w:rPr>
+      </w:pPr>
+      <w:r>
+        <w:rPr>
+          <w:b/>
+          <w:bCs/>
+          <w:lang w:val="en-US"/>
+        </w:rPr>
+        <w:t>Penta surfaces represent surfaces defined by five nodes. These surfaces are captured in the same way as triangular and quadrilateral surfaces, with the addition of a fifth node. Below is the structure and column description for the penta surfaces table:</w:t>
+      </w:r>
+    </w:p>
+    <w:p>
+      <w:pPr>
+        <w:rPr>
+          <w:b/>
+          <w:bCs/>
+        </w:rPr>
+      </w:pPr>
+      <w:r>
+        <w:rPr>
+          <w:b/>
+          <w:bCs/>
+        </w:rPr>
+        <w:t>Table Structure</w:t>
+      </w:r>
+    </w:p>
+    <w:tbl>
+      <w:tblPr>
+        <w:tblW w:w="0" w:type="auto"/>
+        <w:tblCellSpacing w:w="15" w:type="dxa"/>
+        <w:tblCellMar>
+          <w:top w:w="15" w:type="dxa"/>
+          <w:left w:w="15" w:type="dxa"/>
+          <w:bottom w:w="15" w:type="dxa"/>
+          <w:right w:w="15" w:type="dxa"/>
+        </w:tblCellMar>
+        <w:tblLook w:val="04A0" w:firstRow="1" w:lastRow="0" w:firstColumn="1" w:lastColumn="0" w:noHBand="0" w:noVBand="1"/>
+      </w:tblPr>
+      <w:tblGrid>
+        <w:gridCol w:w="1647"/>
+        <w:gridCol w:w="6799"/>
+      </w:tblGrid>
+      <w:tr>
+        <w:trPr>
+          <w:tblHeader/>
+          <w:tblCellSpacing w:w="15" w:type="dxa"/>
+        </w:trPr>
+        <w:tc>
+          <w:tcPr>
+            <w:tcW w:w="0" w:type="auto"/>
+            <w:vAlign w:val="center"/>
+            <w:hideMark/>
+          </w:tcPr>
+          <w:p>
+            <w:pPr>
+              <w:rPr>
+                <w:b/>
+                <w:bCs/>
+              </w:rPr>
+            </w:pPr>
+            <w:r>
+              <w:rPr>
+                <w:b/>
+                <w:bCs/>
+              </w:rPr>
+              <w:t>Column Name</w:t>
+            </w:r>
+          </w:p>
+        </w:tc>
+        <w:tc>
+          <w:tcPr>
+            <w:tcW w:w="0" w:type="auto"/>
+            <w:vAlign w:val="center"/>
+            <w:hideMark/>
+          </w:tcPr>
+          <w:p>
+            <w:pPr>
+              <w:rPr>
+                <w:b/>
+                <w:bCs/>
+              </w:rPr>
+            </w:pPr>
+            <w:r>
+              <w:rPr>
+                <w:b/>
+                <w:bCs/>
+              </w:rPr>
+              <w:t>Description</w:t>
+            </w:r>
+          </w:p>
+        </w:tc>
+      </w:tr>
+      <w:tr>
+        <w:trPr>
+          <w:tblCellSpacing w:w="15" w:type="dxa"/>
+        </w:trPr>
+        <w:tc>
+          <w:tcPr>
+            <w:tcW w:w="0" w:type="auto"/>
+            <w:vAlign w:val="center"/>
+            <w:hideMark/>
+          </w:tcPr>
+          <w:p>
+            <w:pPr>
+              <w:rPr>
+                <w:b/>
+                <w:bCs/>
+              </w:rPr>
+            </w:pPr>
+            <w:r>
+              <w:rPr>
+                <w:b/>
+                <w:bCs/>
+              </w:rPr>
+              <w:t>local_id</w:t>
+            </w:r>
+          </w:p>
+        </w:tc>
+        <w:tc>
+          <w:tcPr>
+            <w:tcW w:w="0" w:type="auto"/>
+            <w:vAlign w:val="center"/>
+            <w:hideMark/>
+          </w:tcPr>
+          <w:p>
+            <w:pPr>
+              <w:rPr>
+                <w:b/>
+                <w:bCs/>
+                <w:lang w:val="en-US"/>
+              </w:rPr>
+            </w:pPr>
+            <w:r>
+              <w:rPr>
+                <w:b/>
+                <w:bCs/>
+                <w:lang w:val="en-US"/>
+              </w:rPr>
+              <w:t>Unique identifier for the penta surface within the dataset.</w:t>
+            </w:r>
+          </w:p>
+        </w:tc>
+      </w:tr>
+      <w:tr>
+        <w:trPr>
+          <w:tblCellSpacing w:w="15" w:type="dxa"/>
+        </w:trPr>
+        <w:tc>
+          <w:tcPr>
+            <w:tcW w:w="0" w:type="auto"/>
+            <w:vAlign w:val="center"/>
+            <w:hideMark/>
+          </w:tcPr>
+          <w:p>
+            <w:pPr>
+              <w:rPr>
+                <w:b/>
+                <w:bCs/>
+              </w:rPr>
+            </w:pPr>
+            <w:r>
+              <w:rPr>
+                <w:b/>
+                <w:bCs/>
+              </w:rPr>
+              <w:t>node_1</w:t>
+            </w:r>
+          </w:p>
+        </w:tc>
+        <w:tc>
+          <w:tcPr>
+            <w:tcW w:w="0" w:type="auto"/>
+            <w:vAlign w:val="center"/>
+            <w:hideMark/>
+          </w:tcPr>
+          <w:p>
+            <w:pPr>
+              <w:rPr>
+                <w:b/>
+                <w:bCs/>
+                <w:lang w:val="en-US"/>
+              </w:rPr>
+            </w:pPr>
+            <w:r>
+              <w:rPr>
+                <w:b/>
+                <w:bCs/>
+                <w:lang w:val="en-US"/>
+              </w:rPr>
+              <w:t>Local ID of the first node defining the surface.</w:t>
+            </w:r>
+          </w:p>
+        </w:tc>
+      </w:tr>
+      <w:tr>
+        <w:trPr>
+          <w:tblCellSpacing w:w="15" w:type="dxa"/>
+        </w:trPr>
+        <w:tc>
+          <w:tcPr>
+            <w:tcW w:w="0" w:type="auto"/>
+            <w:vAlign w:val="center"/>
+            <w:hideMark/>
+          </w:tcPr>
+          <w:p>
+            <w:pPr>
+              <w:rPr>
+                <w:b/>
+                <w:bCs/>
+              </w:rPr>
+            </w:pPr>
+            <w:r>
+              <w:rPr>
+                <w:b/>
+                <w:bCs/>
+              </w:rPr>
+              <w:t>node_2</w:t>
+            </w:r>
+          </w:p>
+        </w:tc>
+        <w:tc>
+          <w:tcPr>
+            <w:tcW w:w="0" w:type="auto"/>
+            <w:vAlign w:val="center"/>
+            <w:hideMark/>
+          </w:tcPr>
+          <w:p>
+            <w:pPr>
+              <w:rPr>
+                <w:b/>
+                <w:bCs/>
+                <w:lang w:val="en-US"/>
+              </w:rPr>
+            </w:pPr>
+            <w:r>
+              <w:rPr>
+                <w:b/>
+                <w:bCs/>
+                <w:lang w:val="en-US"/>
+              </w:rPr>
+              <w:t>Local ID of the second node defining the surface.</w:t>
+            </w:r>
+          </w:p>
+        </w:tc>
+      </w:tr>
+      <w:tr>
+        <w:trPr>
+          <w:tblCellSpacing w:w="15" w:type="dxa"/>
+        </w:trPr>
+        <w:tc>
+          <w:tcPr>
+            <w:tcW w:w="0" w:type="auto"/>
+            <w:vAlign w:val="center"/>
+            <w:hideMark/>
+          </w:tcPr>
+          <w:p>
+            <w:pPr>
+              <w:rPr>
+                <w:b/>
+                <w:bCs/>
+              </w:rPr>
+            </w:pPr>
+            <w:r>
+              <w:rPr>
+                <w:b/>
+                <w:bCs/>
+              </w:rPr>
+              <w:t>node_3</w:t>
+            </w:r>
+          </w:p>
+        </w:tc>
+        <w:tc>
+          <w:tcPr>
+            <w:tcW w:w="0" w:type="auto"/>
+            <w:vAlign w:val="center"/>
+            <w:hideMark/>
+          </w:tcPr>
+          <w:p>
+            <w:pPr>
+              <w:rPr>
+                <w:b/>
+                <w:bCs/>
+                <w:lang w:val="en-US"/>
+              </w:rPr>
+            </w:pPr>
+            <w:r>
+              <w:rPr>
+                <w:b/>
+                <w:bCs/>
+                <w:lang w:val="en-US"/>
+              </w:rPr>
+              <w:t>Local ID of the third node defining the surface.</w:t>
+            </w:r>
+          </w:p>
+        </w:tc>
+      </w:tr>
+      <w:tr>
+        <w:trPr>
+          <w:tblCellSpacing w:w="15" w:type="dxa"/>
+        </w:trPr>
+        <w:tc>
+          <w:tcPr>
+            <w:tcW w:w="0" w:type="auto"/>
+            <w:vAlign w:val="center"/>
+            <w:hideMark/>
+          </w:tcPr>
+          <w:p>
+            <w:pPr>
+              <w:rPr>
+                <w:b/>
+                <w:bCs/>
+              </w:rPr>
+            </w:pPr>
+            <w:r>
+              <w:rPr>
+                <w:b/>
+                <w:bCs/>
+              </w:rPr>
+              <w:t>node_4</w:t>
+            </w:r>
+          </w:p>
+        </w:tc>
+        <w:tc>
+          <w:tcPr>
+            <w:tcW w:w="0" w:type="auto"/>
+            <w:vAlign w:val="center"/>
+            <w:hideMark/>
+          </w:tcPr>
+          <w:p>
+            <w:pPr>
+              <w:rPr>
+                <w:b/>
+                <w:bCs/>
+                <w:lang w:val="en-US"/>
+              </w:rPr>
+            </w:pPr>
+            <w:r>
+              <w:rPr>
+                <w:b/>
+                <w:bCs/>
+                <w:lang w:val="en-US"/>
+              </w:rPr>
+              <w:t>Local ID of the fourth node defining the surface.</w:t>
+            </w:r>
+          </w:p>
+        </w:tc>
+      </w:tr>
+      <w:tr>
+        <w:trPr>
+          <w:tblCellSpacing w:w="15" w:type="dxa"/>
+        </w:trPr>
+        <w:tc>
+          <w:tcPr>
+            <w:tcW w:w="0" w:type="auto"/>
+            <w:vAlign w:val="center"/>
+            <w:hideMark/>
+          </w:tcPr>
+          <w:p>
+            <w:pPr>
+              <w:rPr>
+                <w:b/>
+                <w:bCs/>
+              </w:rPr>
+            </w:pPr>
+            <w:r>
+              <w:rPr>
+                <w:b/>
+                <w:bCs/>
+              </w:rPr>
+              <w:t>node_5</w:t>
+            </w:r>
+          </w:p>
+        </w:tc>
+        <w:tc>
+          <w:tcPr>
+            <w:tcW w:w="0" w:type="auto"/>
+            <w:vAlign w:val="center"/>
+            <w:hideMark/>
+          </w:tcPr>
+          <w:p>
+            <w:pPr>
+              <w:rPr>
+                <w:b/>
+                <w:bCs/>
+                <w:lang w:val="en-US"/>
+              </w:rPr>
+            </w:pPr>
+            <w:r>
+              <w:rPr>
+                <w:b/>
+                <w:bCs/>
+                <w:lang w:val="en-US"/>
+              </w:rPr>
+              <w:t>Local ID of the fifth node defining the surface.</w:t>
+            </w:r>
+          </w:p>
+        </w:tc>
+      </w:tr>
+      <w:tr>
+        <w:trPr>
+          <w:tblCellSpacing w:w="15" w:type="dxa"/>
+        </w:trPr>
+        <w:tc>
+          <w:tcPr>
+            <w:tcW w:w="0" w:type="auto"/>
+            <w:vAlign w:val="center"/>
+            <w:hideMark/>
+          </w:tcPr>
+          <w:p>
+            <w:pPr>
+              <w:rPr>
+                <w:b/>
+                <w:bCs/>
+              </w:rPr>
+            </w:pPr>
+            <w:r>
+              <w:rPr>
+                <w:b/>
+                <w:bCs/>
+              </w:rPr>
+              <w:t>stringer_1</w:t>
+            </w:r>
+          </w:p>
+        </w:tc>
+        <w:tc>
+          <w:tcPr>
+            <w:tcW w:w="0" w:type="auto"/>
+            <w:vAlign w:val="center"/>
+            <w:hideMark/>
+          </w:tcPr>
+          <w:p>
+            <w:pPr>
+              <w:rPr>
+                <w:b/>
+                <w:bCs/>
+                <w:lang w:val="en-US"/>
+              </w:rPr>
+            </w:pPr>
+            <w:r>
+              <w:rPr>
+                <w:b/>
+                <w:bCs/>
+                <w:lang w:val="en-US"/>
+              </w:rPr>
+              <w:t>Associated stringer index for the first edge of the surface.</w:t>
+            </w:r>
+          </w:p>
+        </w:tc>
+      </w:tr>
+      <w:tr>
+        <w:trPr>
+          <w:tblCellSpacing w:w="15" w:type="dxa"/>
+        </w:trPr>
+        <w:tc>
+          <w:tcPr>
+            <w:tcW w:w="0" w:type="auto"/>
+            <w:vAlign w:val="center"/>
+            <w:hideMark/>
+          </w:tcPr>
+          <w:p>
+            <w:pPr>
+              <w:rPr>
+                <w:b/>
+                <w:bCs/>
+              </w:rPr>
+            </w:pPr>
+            <w:r>
+              <w:rPr>
+                <w:b/>
+                <w:bCs/>
+              </w:rPr>
+              <w:t>stringer_2</w:t>
+            </w:r>
+          </w:p>
+        </w:tc>
+        <w:tc>
+          <w:tcPr>
+            <w:tcW w:w="0" w:type="auto"/>
+            <w:vAlign w:val="center"/>
+            <w:hideMark/>
+          </w:tcPr>
+          <w:p>
+            <w:pPr>
+              <w:rPr>
+                <w:b/>
+                <w:bCs/>
+                <w:lang w:val="en-US"/>
+              </w:rPr>
+            </w:pPr>
+            <w:r>
+              <w:rPr>
+                <w:b/>
+                <w:bCs/>
+                <w:lang w:val="en-US"/>
+              </w:rPr>
+              <w:t>Associated stringer index for the second edge of the surface.</w:t>
+            </w:r>
+          </w:p>
+        </w:tc>
+      </w:tr>
+      <w:tr>
+        <w:trPr>
+          <w:tblCellSpacing w:w="15" w:type="dxa"/>
+        </w:trPr>
+        <w:tc>
+          <w:tcPr>
+            <w:tcW w:w="0" w:type="auto"/>
+            <w:vAlign w:val="center"/>
+            <w:hideMark/>
+          </w:tcPr>
+          <w:p>
+            <w:pPr>
+              <w:rPr>
+                <w:b/>
+                <w:bCs/>
+              </w:rPr>
+            </w:pPr>
+            <w:r>
+              <w:rPr>
+                <w:b/>
+                <w:bCs/>
+              </w:rPr>
+              <w:t>rib_1</w:t>
+            </w:r>
+          </w:p>
+        </w:tc>
+        <w:tc>
+          <w:tcPr>
+            <w:tcW w:w="0" w:type="auto"/>
+            <w:vAlign w:val="center"/>
+            <w:hideMark/>
+          </w:tcPr>
+          <w:p>
+            <w:pPr>
+              <w:rPr>
+                <w:b/>
+                <w:bCs/>
+                <w:lang w:val="en-US"/>
+              </w:rPr>
+            </w:pPr>
+            <w:r>
+              <w:rPr>
+                <w:b/>
+                <w:bCs/>
+                <w:lang w:val="en-US"/>
+              </w:rPr>
+              <w:t>Rib index associated with the first boundary of the surface.</w:t>
+            </w:r>
+          </w:p>
+        </w:tc>
+      </w:tr>
+      <w:tr>
+        <w:trPr>
+          <w:tblCellSpacing w:w="15" w:type="dxa"/>
+        </w:trPr>
+        <w:tc>
+          <w:tcPr>
+            <w:tcW w:w="0" w:type="auto"/>
+            <w:vAlign w:val="center"/>
+            <w:hideMark/>
+          </w:tcPr>
+          <w:p>
+            <w:pPr>
+              <w:rPr>
+                <w:b/>
+                <w:bCs/>
+              </w:rPr>
+            </w:pPr>
+            <w:r>
+              <w:rPr>
+                <w:b/>
+                <w:bCs/>
+              </w:rPr>
+              <w:t>rib_2</w:t>
+            </w:r>
+          </w:p>
+        </w:tc>
+        <w:tc>
+          <w:tcPr>
+            <w:tcW w:w="0" w:type="auto"/>
+            <w:vAlign w:val="center"/>
+            <w:hideMark/>
+          </w:tcPr>
+          <w:p>
+            <w:pPr>
+              <w:rPr>
+                <w:b/>
+                <w:bCs/>
+              </w:rPr>
+            </w:pPr>
+            <w:r>
+              <w:rPr>
+                <w:b/>
+                <w:bCs/>
+              </w:rPr>
+              <w:t>Rib index associated with the second boundary of the surface.</w:t>
+            </w:r>
+          </w:p>
+        </w:tc>
+      </w:tr>
+      <w:tr>
+        <w:trPr>
+          <w:tblCellSpacing w:w="15" w:type="dxa"/>
+        </w:trPr>
+        <w:tc>
+          <w:tcPr>
+            <w:tcW w:w="0" w:type="auto"/>
+            <w:vAlign w:val="center"/>
+            <w:hideMark/>
+          </w:tcPr>
+          <w:p>
+            <w:pPr>
+              <w:rPr>
+                <w:b/>
+                <w:bCs/>
+              </w:rPr>
+            </w:pPr>
+            <w:r>
+              <w:rPr>
+                <w:b/>
+                <w:bCs/>
+              </w:rPr>
+              <w:t>tags</w:t>
+            </w:r>
+          </w:p>
+        </w:tc>
+        <w:tc>
+          <w:tcPr>
+            <w:tcW w:w="0" w:type="auto"/>
+            <w:vAlign w:val="center"/>
+            <w:hideMark/>
+          </w:tcPr>
+          <w:p>
+            <w:pPr>
+              <w:rPr>
+                <w:b/>
+                <w:bCs/>
+              </w:rPr>
+            </w:pPr>
+            <w:r>
+              <w:rPr>
+                <w:b/>
+                <w:bCs/>
+              </w:rPr>
+              <w:t>Tags describing surface type, e.g., "penta irregular".</w:t>
+            </w:r>
+          </w:p>
+        </w:tc>
+      </w:tr>
+      <w:tr>
+        <w:trPr>
+          <w:tblCellSpacing w:w="15" w:type="dxa"/>
+        </w:trPr>
+        <w:tc>
+          <w:tcPr>
+            <w:tcW w:w="0" w:type="auto"/>
+            <w:vAlign w:val="center"/>
+            <w:hideMark/>
+          </w:tcPr>
+          <w:p>
+            <w:pPr>
+              <w:rPr>
+                <w:b/>
+                <w:bCs/>
+              </w:rPr>
+            </w:pPr>
+            <w:r>
+              <w:rPr>
+                <w:b/>
+                <w:bCs/>
+              </w:rPr>
+              <w:t>area</w:t>
+            </w:r>
+          </w:p>
+        </w:tc>
+        <w:tc>
+          <w:tcPr>
+            <w:tcW w:w="0" w:type="auto"/>
+            <w:vAlign w:val="center"/>
+            <w:hideMark/>
+          </w:tcPr>
+          <w:p>
+            <w:pPr>
+              <w:rPr>
+                <w:b/>
+                <w:bCs/>
+              </w:rPr>
+            </w:pPr>
+            <w:r>
+              <w:rPr>
+                <w:b/>
+                <w:bCs/>
+              </w:rPr>
+              <w:t>Area of the surface in square units.</w:t>
+            </w:r>
+          </w:p>
+        </w:tc>
+      </w:tr>
+      <w:tr>
+        <w:trPr>
+          <w:tblCellSpacing w:w="15" w:type="dxa"/>
+        </w:trPr>
+        <w:tc>
+          <w:tcPr>
+            <w:tcW w:w="0" w:type="auto"/>
+            <w:vAlign w:val="center"/>
+            <w:hideMark/>
+          </w:tcPr>
+          <w:p>
+            <w:pPr>
+              <w:rPr>
+                <w:b/>
+                <w:bCs/>
+              </w:rPr>
+            </w:pPr>
+            <w:r>
+              <w:rPr>
+                <w:b/>
+                <w:bCs/>
+              </w:rPr>
+              <w:lastRenderedPageBreak/>
+              <w:t>aspect_ratio</w:t>
+            </w:r>
+          </w:p>
+        </w:tc>
+        <w:tc>
+          <w:tcPr>
+            <w:tcW w:w="0" w:type="auto"/>
+            <w:vAlign w:val="center"/>
+            <w:hideMark/>
+          </w:tcPr>
+          <w:p>
+            <w:pPr>
+              <w:rPr>
+                <w:b/>
+                <w:bCs/>
+              </w:rPr>
+            </w:pPr>
+            <w:r>
+              <w:rPr>
+                <w:b/>
+                <w:bCs/>
+              </w:rPr>
+              <w:t>Aspect ratio of the surface for geometry verification.</w:t>
+            </w:r>
+          </w:p>
+        </w:tc>
+      </w:tr>
+    </w:tbl>
+    <w:p>
+      <w:pPr>
+        <w:rPr>
+          <w:b/>
+          <w:bCs/>
+        </w:rPr>
+      </w:pPr>
+      <w:r>
+        <w:rPr>
+          <w:b/>
+          <w:bCs/>
+        </w:rPr>
+        <w:t>Notes on Usage</w:t>
+      </w:r>
+    </w:p>
+    <w:p>
+      <w:pPr>
+        <w:numPr>
+          <w:ilvl w:val="0"/>
+          <w:numId w:val="10"/>
+        </w:numPr>
+        <w:rPr>
+          <w:b/>
+          <w:bCs/>
+        </w:rPr>
+      </w:pPr>
+      <w:r>
+        <w:rPr>
+          <w:b/>
+          <w:bCs/>
+        </w:rPr>
+        <w:t>The node_5 column allows for flexibility in capturing geometries that require five defining points.</w:t>
+      </w:r>
+    </w:p>
+    <w:p>
+      <w:pPr>
+        <w:numPr>
+          <w:ilvl w:val="0"/>
+          <w:numId w:val="10"/>
+        </w:numPr>
+        <w:rPr>
+          <w:b/>
+          <w:bCs/>
+          <w:lang w:val="en-US"/>
+        </w:rPr>
+      </w:pPr>
+      <w:r>
+        <w:rPr>
+          <w:b/>
+          <w:bCs/>
+          <w:lang w:val="en-US"/>
+        </w:rPr>
+        <w:t>FEA Compatibility: If analysis software such as Patran does not support 5-point surfaces, these can be split into two quadrilateral surfaces, as described in the section on surface division.</w:t>
+      </w:r>
+    </w:p>
+    <w:p>
+      <w:pPr>
+        <w:numPr>
+          <w:ilvl w:val="0"/>
+          <w:numId w:val="10"/>
+        </w:numPr>
+        <w:rPr>
+          <w:b/>
+          <w:bCs/>
+          <w:lang w:val="en-US"/>
+        </w:rPr>
+      </w:pPr>
+      <w:r>
+        <w:rPr>
+          <w:b/>
+          <w:bCs/>
+          <w:lang w:val="en-US"/>
+        </w:rPr>
+        <w:t>Tags: The tags column should specify the nature of the surface, e.g., "penta irregular" or "penta inserted," to differentiate it from other surface types.</w:t>
+      </w:r>
+    </w:p>
+    <w:p>
+      <w:pPr>
+        <w:rPr>
+          <w:b/>
+          <w:bCs/>
+          <w:lang w:val="en-US"/>
+        </w:rPr>
+      </w:pPr>
+      <w:r>
+        <w:rPr>
+          <w:b/>
+          <w:bCs/>
+          <w:lang w:val="en-US"/>
+        </w:rPr>
+        <w:t>Example</w:t>
+      </w:r>
+    </w:p>
+    <w:p>
+      <w:pPr>
+        <w:rPr>
+          <w:b/>
+          <w:bCs/>
+          <w:lang w:val="en-US"/>
+        </w:rPr>
+      </w:pPr>
+      <w:r>
+        <w:rPr>
+          <w:b/>
+          <w:bCs/>
+          <w:lang w:val="en-US"/>
+        </w:rPr>
+        <w:t>Below is an example of a penta surface table entry:</w:t>
+      </w:r>
+    </w:p>
+    <w:tbl>
+      <w:tblPr>
+        <w:tblW w:w="0" w:type="auto"/>
+        <w:tblCellSpacing w:w="15" w:type="dxa"/>
+        <w:tblCellMar>
+          <w:top w:w="15" w:type="dxa"/>
+          <w:left w:w="15" w:type="dxa"/>
+          <w:bottom w:w="15" w:type="dxa"/>
+          <w:right w:w="15" w:type="dxa"/>
+        </w:tblCellMar>
+        <w:tblLook w:val="04A0" w:firstRow="1" w:lastRow="0" w:firstColumn="1" w:lastColumn="0" w:noHBand="0" w:noVBand="1"/>
+      </w:tblPr>
+      <w:tblGrid>
+        <w:gridCol w:w="674"/>
+        <w:gridCol w:w="612"/>
+        <w:gridCol w:w="612"/>
+        <w:gridCol w:w="612"/>
+        <w:gridCol w:w="612"/>
+        <w:gridCol w:w="612"/>
+        <w:gridCol w:w="815"/>
+        <w:gridCol w:w="815"/>
+        <w:gridCol w:w="432"/>
+        <w:gridCol w:w="432"/>
+        <w:gridCol w:w="783"/>
+        <w:gridCol w:w="469"/>
+        <w:gridCol w:w="1024"/>
+      </w:tblGrid>
+      <w:tr>
+        <w:trPr>
+          <w:tblHeader/>
+          <w:tblCellSpacing w:w="15" w:type="dxa"/>
+        </w:trPr>
+        <w:tc>
+          <w:tcPr>
+            <w:tcW w:w="0" w:type="auto"/>
+            <w:vAlign w:val="center"/>
+            <w:hideMark/>
+          </w:tcPr>
+          <w:p>
+            <w:pPr>
+              <w:rPr>
+                <w:b/>
+                <w:bCs/>
+              </w:rPr>
+            </w:pPr>
+            <w:r>
+              <w:rPr>
+                <w:b/>
+                <w:bCs/>
+              </w:rPr>
+              <w:t>local_id</w:t>
+            </w:r>
+          </w:p>
+        </w:tc>
+        <w:tc>
+          <w:tcPr>
+            <w:tcW w:w="0" w:type="auto"/>
+            <w:vAlign w:val="center"/>
+            <w:hideMark/>
+          </w:tcPr>
+          <w:p>
+            <w:pPr>
+              <w:rPr>
+                <w:b/>
+                <w:bCs/>
+              </w:rPr>
+            </w:pPr>
+            <w:r>
+              <w:rPr>
+                <w:b/>
+                <w:bCs/>
+              </w:rPr>
+              <w:t>node_1</w:t>
+            </w:r>
+          </w:p>
+        </w:tc>
+        <w:tc>
+          <w:tcPr>
+            <w:tcW w:w="0" w:type="auto"/>
+            <w:vAlign w:val="center"/>
+            <w:hideMark/>
+          </w:tcPr>
+          <w:p>
+            <w:pPr>
+              <w:rPr>
+                <w:b/>
+                <w:bCs/>
+              </w:rPr>
+            </w:pPr>
+            <w:r>
+              <w:rPr>
+                <w:b/>
+                <w:bCs/>
+              </w:rPr>
+              <w:t>node_2</w:t>
+            </w:r>
+          </w:p>
+        </w:tc>
+        <w:tc>
+          <w:tcPr>
+            <w:tcW w:w="0" w:type="auto"/>
+            <w:vAlign w:val="center"/>
+            <w:hideMark/>
+          </w:tcPr>
+          <w:p>
+            <w:pPr>
+              <w:rPr>
+                <w:b/>
+                <w:bCs/>
+              </w:rPr>
+            </w:pPr>
+            <w:r>
+              <w:rPr>
+                <w:b/>
+                <w:bCs/>
+              </w:rPr>
+              <w:t>node_3</w:t>
+            </w:r>
+          </w:p>
+        </w:tc>
+        <w:tc>
+          <w:tcPr>
+            <w:tcW w:w="0" w:type="auto"/>
+            <w:vAlign w:val="center"/>
+            <w:hideMark/>
+          </w:tcPr>
+          <w:p>
+            <w:pPr>
+              <w:rPr>
+                <w:b/>
+                <w:bCs/>
+              </w:rPr>
+            </w:pPr>
+            <w:r>
+              <w:rPr>
+                <w:b/>
+                <w:bCs/>
+              </w:rPr>
+              <w:t>node_4</w:t>
+            </w:r>
+          </w:p>
+        </w:tc>
+        <w:tc>
+          <w:tcPr>
+            <w:tcW w:w="0" w:type="auto"/>
+            <w:vAlign w:val="center"/>
+            <w:hideMark/>
+          </w:tcPr>
+          <w:p>
+            <w:pPr>
+              <w:rPr>
+                <w:b/>
+                <w:bCs/>
+              </w:rPr>
+            </w:pPr>
+            <w:r>
+              <w:rPr>
+                <w:b/>
+                <w:bCs/>
+              </w:rPr>
+              <w:t>node_5</w:t>
+            </w:r>
+          </w:p>
+        </w:tc>
+        <w:tc>
+          <w:tcPr>
+            <w:tcW w:w="0" w:type="auto"/>
+            <w:vAlign w:val="center"/>
+            <w:hideMark/>
+          </w:tcPr>
+          <w:p>
+            <w:pPr>
+              <w:rPr>
+                <w:b/>
+                <w:bCs/>
+              </w:rPr>
+            </w:pPr>
+            <w:r>
+              <w:rPr>
+                <w:b/>
+                <w:bCs/>
+              </w:rPr>
+              <w:t>stringer_1</w:t>
+            </w:r>
+          </w:p>
+        </w:tc>
+        <w:tc>
+          <w:tcPr>
+            <w:tcW w:w="0" w:type="auto"/>
+            <w:vAlign w:val="center"/>
+            <w:hideMark/>
+          </w:tcPr>
+          <w:p>
+            <w:pPr>
+              <w:rPr>
+                <w:b/>
+                <w:bCs/>
+              </w:rPr>
+            </w:pPr>
+            <w:r>
+              <w:rPr>
+                <w:b/>
+                <w:bCs/>
+              </w:rPr>
+              <w:t>stringer_2</w:t>
+            </w:r>
+          </w:p>
+        </w:tc>
+        <w:tc>
+          <w:tcPr>
+            <w:tcW w:w="0" w:type="auto"/>
+            <w:vAlign w:val="center"/>
+            <w:hideMark/>
+          </w:tcPr>
+          <w:p>
+            <w:pPr>
+              <w:rPr>
+                <w:b/>
+                <w:bCs/>
+              </w:rPr>
+            </w:pPr>
+            <w:r>
+              <w:rPr>
+                <w:b/>
+                <w:bCs/>
+              </w:rPr>
+              <w:t>rib_1</w:t>
+            </w:r>
+          </w:p>
+        </w:tc>
+        <w:tc>
+          <w:tcPr>
+            <w:tcW w:w="0" w:type="auto"/>
+            <w:vAlign w:val="center"/>
+            <w:hideMark/>
+          </w:tcPr>
+          <w:p>
+            <w:pPr>
+              <w:rPr>
+                <w:b/>
+                <w:bCs/>
+              </w:rPr>
+            </w:pPr>
+            <w:r>
+              <w:rPr>
+                <w:b/>
+                <w:bCs/>
+              </w:rPr>
+              <w:t>rib_2</w:t>
+            </w:r>
+          </w:p>
+        </w:tc>
+        <w:tc>
+          <w:tcPr>
+            <w:tcW w:w="0" w:type="auto"/>
+            <w:vAlign w:val="center"/>
+            <w:hideMark/>
+          </w:tcPr>
+          <w:p>
+            <w:pPr>
+              <w:rPr>
+                <w:b/>
+                <w:bCs/>
+              </w:rPr>
+            </w:pPr>
+            <w:r>
+              <w:rPr>
+                <w:b/>
+                <w:bCs/>
+              </w:rPr>
+              <w:t>tags</w:t>
+            </w:r>
+          </w:p>
+        </w:tc>
+        <w:tc>
+          <w:tcPr>
+            <w:tcW w:w="0" w:type="auto"/>
+            <w:vAlign w:val="center"/>
+            <w:hideMark/>
+          </w:tcPr>
+          <w:p>
+            <w:pPr>
+              <w:rPr>
+                <w:b/>
+                <w:bCs/>
+              </w:rPr>
+            </w:pPr>
+            <w:r>
+              <w:rPr>
+                <w:b/>
+                <w:bCs/>
+              </w:rPr>
+              <w:t>area</w:t>
+            </w:r>
+          </w:p>
+        </w:tc>
+        <w:tc>
+          <w:tcPr>
+            <w:tcW w:w="0" w:type="auto"/>
+            <w:vAlign w:val="center"/>
+            <w:hideMark/>
+          </w:tcPr>
+          <w:p>
+            <w:pPr>
+              <w:rPr>
+                <w:b/>
+                <w:bCs/>
+              </w:rPr>
+            </w:pPr>
+            <w:r>
+              <w:rPr>
+                <w:b/>
+                <w:bCs/>
+              </w:rPr>
+              <w:t>aspect_ratio</w:t>
+            </w:r>
+          </w:p>
+        </w:tc>
+      </w:tr>
+      <w:tr>
+        <w:trPr>
+          <w:tblCellSpacing w:w="15" w:type="dxa"/>
+        </w:trPr>
+        <w:tc>
+          <w:tcPr>
+            <w:tcW w:w="0" w:type="auto"/>
+            <w:vAlign w:val="center"/>
+            <w:hideMark/>
+          </w:tcPr>
+          <w:p>
+            <w:pPr>
+              <w:rPr>
+                <w:b/>
+                <w:bCs/>
+              </w:rPr>
+            </w:pPr>
+            <w:r>
+              <w:rPr>
+                <w:b/>
+                <w:bCs/>
+              </w:rPr>
+              <w:t>101</w:t>
+            </w:r>
+          </w:p>
+        </w:tc>
+        <w:tc>
+          <w:tcPr>
+            <w:tcW w:w="0" w:type="auto"/>
+            <w:vAlign w:val="center"/>
+            <w:hideMark/>
+          </w:tcPr>
+          <w:p>
+            <w:pPr>
+              <w:rPr>
+                <w:b/>
+                <w:bCs/>
+              </w:rPr>
+            </w:pPr>
+            <w:r>
+              <w:rPr>
+                <w:b/>
+                <w:bCs/>
+              </w:rPr>
+              <w:t>10</w:t>
+            </w:r>
+          </w:p>
+        </w:tc>
+        <w:tc>
+          <w:tcPr>
+            <w:tcW w:w="0" w:type="auto"/>
+            <w:vAlign w:val="center"/>
+            <w:hideMark/>
+          </w:tcPr>
+          <w:p>
+            <w:pPr>
+              <w:rPr>
+                <w:b/>
+                <w:bCs/>
+              </w:rPr>
+            </w:pPr>
+            <w:r>
+              <w:rPr>
+                <w:b/>
+                <w:bCs/>
+              </w:rPr>
+              <w:t>15</w:t>
+            </w:r>
+          </w:p>
+        </w:tc>
+        <w:tc>
+          <w:tcPr>
+            <w:tcW w:w="0" w:type="auto"/>
+            <w:vAlign w:val="center"/>
+            <w:hideMark/>
+          </w:tcPr>
+          <w:p>
+            <w:pPr>
+              <w:rPr>
+                <w:b/>
+                <w:bCs/>
+              </w:rPr>
+            </w:pPr>
+            <w:r>
+              <w:rPr>
+                <w:b/>
+                <w:bCs/>
+              </w:rPr>
+              <w:t>20</w:t>
+            </w:r>
+          </w:p>
+        </w:tc>
+        <w:tc>
+          <w:tcPr>
+            <w:tcW w:w="0" w:type="auto"/>
+            <w:vAlign w:val="center"/>
+            <w:hideMark/>
+          </w:tcPr>
+          <w:p>
+            <w:pPr>
+              <w:rPr>
+                <w:b/>
+                <w:bCs/>
+              </w:rPr>
+            </w:pPr>
+            <w:r>
+              <w:rPr>
+                <w:b/>
+                <w:bCs/>
+              </w:rPr>
+              <w:t>25</w:t>
+            </w:r>
+          </w:p>
+        </w:tc>
+        <w:tc>
+          <w:tcPr>
+            <w:tcW w:w="0" w:type="auto"/>
+            <w:vAlign w:val="center"/>
+            <w:hideMark/>
+          </w:tcPr>
+          <w:p>
+            <w:pPr>
+              <w:rPr>
+                <w:b/>
+                <w:bCs/>
+              </w:rPr>
+            </w:pPr>
+            <w:r>
+              <w:rPr>
+                <w:b/>
+                <w:bCs/>
+              </w:rPr>
+              <w:t>30</w:t>
+            </w:r>
+          </w:p>
+        </w:tc>
+        <w:tc>
+          <w:tcPr>
+            <w:tcW w:w="0" w:type="auto"/>
+            <w:vAlign w:val="center"/>
+            <w:hideMark/>
+          </w:tcPr>
+          <w:p>
+            <w:pPr>
+              <w:rPr>
+                <w:b/>
+                <w:bCs/>
+              </w:rPr>
+            </w:pPr>
+            <w:r>
+              <w:rPr>
+                <w:b/>
+                <w:bCs/>
+              </w:rPr>
+              <w:t>1</w:t>
+            </w:r>
+          </w:p>
+        </w:tc>
+        <w:tc>
+          <w:tcPr>
+            <w:tcW w:w="0" w:type="auto"/>
+            <w:vAlign w:val="center"/>
+            <w:hideMark/>
+          </w:tcPr>
+          <w:p>
+            <w:pPr>
+              <w:rPr>
+                <w:b/>
+                <w:bCs/>
+              </w:rPr>
+            </w:pPr>
+            <w:r>
+              <w:rPr>
+                <w:b/>
+                <w:bCs/>
+              </w:rPr>
+              <w:t>2</w:t>
+            </w:r>
+          </w:p>
+        </w:tc>
+        <w:tc>
+          <w:tcPr>
+            <w:tcW w:w="0" w:type="auto"/>
+            <w:vAlign w:val="center"/>
+            <w:hideMark/>
+          </w:tcPr>
+          <w:p>
+            <w:pPr>
+              <w:rPr>
+                <w:b/>
+                <w:bCs/>
+              </w:rPr>
+            </w:pPr>
+            <w:r>
+              <w:rPr>
+                <w:b/>
+                <w:bCs/>
+              </w:rPr>
+              <w:t>-1</w:t>
+            </w:r>
+          </w:p>
+        </w:tc>
+        <w:tc>
+          <w:tcPr>
+            <w:tcW w:w="0" w:type="auto"/>
+            <w:vAlign w:val="center"/>
+            <w:hideMark/>
+          </w:tcPr>
+          <w:p>
+            <w:pPr>
+              <w:rPr>
+                <w:b/>
+                <w:bCs/>
+              </w:rPr>
+            </w:pPr>
+            <w:r>
+              <w:rPr>
+                <w:b/>
+                <w:bCs/>
+              </w:rPr>
+              <w:t>-2</w:t>
+            </w:r>
+          </w:p>
+        </w:tc>
+        <w:tc>
+          <w:tcPr>
+            <w:tcW w:w="0" w:type="auto"/>
+            <w:vAlign w:val="center"/>
+            <w:hideMark/>
+          </w:tcPr>
+          <w:p>
+            <w:pPr>
+              <w:rPr>
+                <w:b/>
+                <w:bCs/>
+              </w:rPr>
+            </w:pPr>
+            <w:r>
+              <w:rPr>
+                <w:b/>
+                <w:bCs/>
+              </w:rPr>
+              <w:t>"penta irregular"</w:t>
+            </w:r>
+          </w:p>
+        </w:tc>
+        <w:tc>
+          <w:tcPr>
+            <w:tcW w:w="0" w:type="auto"/>
+            <w:vAlign w:val="center"/>
+            <w:hideMark/>
+          </w:tcPr>
+          <w:p>
+            <w:pPr>
+              <w:rPr>
+                <w:b/>
+                <w:bCs/>
+              </w:rPr>
+            </w:pPr>
+            <w:r>
+              <w:rPr>
+                <w:b/>
+                <w:bCs/>
+              </w:rPr>
+              <w:t>12.34</w:t>
+            </w:r>
+          </w:p>
+        </w:tc>
+        <w:tc>
+          <w:tcPr>
+            <w:tcW w:w="0" w:type="auto"/>
+            <w:vAlign w:val="center"/>
+            <w:hideMark/>
+          </w:tcPr>
+          <w:p>
+            <w:pPr>
+              <w:rPr>
+                <w:b/>
+                <w:bCs/>
+              </w:rPr>
+            </w:pPr>
+            <w:r>
+              <w:rPr>
+                <w:b/>
+                <w:bCs/>
+              </w:rPr>
+              <w:t>1.56</w:t>
+            </w:r>
+          </w:p>
+        </w:tc>
+      </w:tr>
+    </w:tbl>
+    <w:p>
+      <w:pPr>
+        <w:rPr>
+          <w:b/>
+          <w:bCs/>
+        </w:rPr>
+      </w:pPr>
+      <w:r>
+        <w:rPr>
+          <w:b/>
+          <w:bCs/>
+        </w:rPr>
+        <w:t>Handling in MATLAB</w:t>
+      </w:r>
+    </w:p>
+    <w:p>
+      <w:pPr>
+        <w:rPr>
+          <w:b/>
+          <w:bCs/>
+          <w:lang w:val="en-US"/>
+        </w:rPr>
+      </w:pPr>
+      <w:r>
+        <w:rPr>
+          <w:b/>
+          <w:bCs/>
+          <w:lang w:val="en-US"/>
+        </w:rPr>
+        <w:t>In MATLAB, penta surfaces are captured similarly to triangular and quadrilateral surfaces, using a table structure. The additional node_5 is simply appended as a column in the existing workflow.</w:t>
+      </w:r>
+    </w:p>
+    <w:p>
+      <w:pPr>
+        <w:rPr>
+          <w:b/>
+          <w:bCs/>
+        </w:rPr>
+      </w:pPr>
+      <w:r>
+        <w:rPr>
+          <w:b/>
+          <w:bCs/>
+        </w:rPr>
+        <w:t>Export Considerations</w:t>
+      </w:r>
+    </w:p>
+    <w:p>
+      <w:pPr>
+        <w:numPr>
+          <w:ilvl w:val="0"/>
+          <w:numId w:val="11"/>
+        </w:numPr>
+        <w:rPr>
+          <w:b/>
+          <w:bCs/>
+          <w:lang w:val="en-US"/>
+        </w:rPr>
+      </w:pPr>
+      <w:r>
+        <w:rPr>
+          <w:b/>
+          <w:bCs/>
+          <w:lang w:val="en-US"/>
+        </w:rPr>
+        <w:t>Patran: If 5-point surfaces are unsupported, the surfaces should be divided into two 4-point surfaces using a dedicated MATLAB function.</w:t>
+      </w:r>
+    </w:p>
+    <w:p>
+      <w:pPr>
+        <w:numPr>
+          <w:ilvl w:val="0"/>
+          <w:numId w:val="11"/>
+        </w:numPr>
+        <w:rPr>
+          <w:b/>
+          <w:bCs/>
+          <w:lang w:val="en-US"/>
+        </w:rPr>
+      </w:pPr>
+      <w:r>
+        <w:rPr>
+          <w:b/>
+          <w:bCs/>
+          <w:lang w:val="en-US"/>
+        </w:rPr>
+        <w:t>Solver Compatibility: Ensure that solvers used in the analysis can handle 5-point surfaces or adjust accordingly.</w:t>
       </w:r>
     </w:p>
     <w:p>
@@ -2834,6 +3580,155 @@
 <file path=word/numbering.xml><?xml version="1.0" encoding="utf-8"?>
 <w:numbering xmlns:wpc="http://schemas.microsoft.com/office/word/2010/wordprocessingCanvas" xmlns:cx="http://schemas.microsoft.com/office/drawing/2014/chartex" xmlns:cx1="http://schemas.microsoft.com/office/drawing/2015/9/8/chartex" xmlns:cx2="http://schemas.microsoft.com/office/drawing/2015/10/21/chartex" xmlns:cx3="http://schemas.microsoft.com/office/drawing/2016/5/9/chartex" xmlns:cx4="http://schemas.microsoft.com/office/drawing/2016/5/10/chartex" xmlns:cx5="http://schemas.microsoft.com/office/drawing/2016/5/11/chartex" xmlns:cx6="http://schemas.microsoft.com/office/drawing/2016/5/12/chartex" xmlns:cx7="http://schemas.microsoft.com/office/drawing/2016/5/13/chartex" xmlns:cx8="http://schemas.microsoft.com/office/drawing/2016/5/14/chartex" xmlns:mc="http://schemas.openxmlformats.org/markup-compatibility/2006" xmlns:aink="http://schemas.microsoft.com/office/drawing/2016/ink" xmlns:am3d="http://schemas.microsoft.com/office/drawing/2017/model3d" xmlns:o="urn:schemas-microsoft-com:office:office" xmlns:oel="http://schemas.microsoft.com/office/2019/extlst" xmlns:r="http://schemas.openxmlformats.org/officeDocument/2006/relationships" xmlns:m="http://schemas.openxmlformats.org/officeDocument/2006/math" xmlns:v="urn:schemas-microsoft-com:vml" xmlns:wp14="http://schemas.microsoft.com/office/word/2010/wordprocessingDrawing" xmlns:wp="http://schemas.openxmlformats.org/drawingml/2006/wordprocessingDrawing" xmlns:w10="urn:schemas-microsoft-com:office:word" xmlns:w="http://schemas.openxmlformats.org/wordprocessingml/2006/main" xmlns:w14="http://schemas.microsoft.com/office/word/2010/wordml" xmlns:w15="http://schemas.microsoft.com/office/word/2012/wordml" xmlns:w16cex="http://schemas.microsoft.com/office/word/2018/wordml/cex" xmlns:w16cid="http://schemas.microsoft.com/office/word/2016/wordml/cid" xmlns:w16="http://schemas.microsoft.com/office/word/2018/wordml" xmlns:w16du="http://schemas.microsoft.com/office/word/2023/wordml/word16du" xmlns:w16sdtdh="http://schemas.microsoft.com/office/word/2020/wordml/sdtdatahash" xmlns:w16sdtfl="http://schemas.microsoft.com/office/word/2024/wordml/sdtformatlock" xmlns:w16se="http://schemas.microsoft.com/office/word/2015/wordml/symex" xmlns:wpg="http://schemas.microsoft.com/office/word/2010/wordprocessingGroup" xmlns:wpi="http://schemas.microsoft.com/office/word/2010/wordprocessingInk" xmlns:wne="http://schemas.microsoft.com/office/word/2006/wordml" xmlns:wps="http://schemas.microsoft.com/office/word/2010/wordprocessingShape" mc:Ignorable="w14 w15 w16se w16cid w16 w16cex w16sdtdh w16sdtfl w16du wp14">
   <w:abstractNum w:abstractNumId="0" w15:restartNumberingAfterBreak="0">
+    <w:nsid w:val="01AC4308"/>
+    <w:multiLevelType w:val="multilevel"/>
+    <w:tmpl w:val="A5E24C0A"/>
+    <w:lvl w:ilvl="0">
+      <w:start w:val="1"/>
+      <w:numFmt w:val="bullet"/>
+      <w:lvlText w:val=""/>
+      <w:lvlJc w:val="left"/>
+      <w:pPr>
+        <w:tabs>
+          <w:tab w:val="num" w:pos="720"/>
+        </w:tabs>
+        <w:ind w:left="720" w:hanging="360"/>
+      </w:pPr>
+      <w:rPr>
+        <w:rFonts w:ascii="Symbol" w:hAnsi="Symbol" w:hint="default"/>
+        <w:sz w:val="20"/>
+      </w:rPr>
+    </w:lvl>
+    <w:lvl w:ilvl="1" w:tentative="1">
+      <w:start w:val="1"/>
+      <w:numFmt w:val="bullet"/>
+      <w:lvlText w:val="o"/>
+      <w:lvlJc w:val="left"/>
+      <w:pPr>
+        <w:tabs>
+          <w:tab w:val="num" w:pos="1440"/>
+        </w:tabs>
+        <w:ind w:left="1440" w:hanging="360"/>
+      </w:pPr>
+      <w:rPr>
+        <w:rFonts w:ascii="Courier New" w:hAnsi="Courier New" w:hint="default"/>
+        <w:sz w:val="20"/>
+      </w:rPr>
+    </w:lvl>
+    <w:lvl w:ilvl="2" w:tentative="1">
+      <w:start w:val="1"/>
+      <w:numFmt w:val="bullet"/>
+      <w:lvlText w:val=""/>
+      <w:lvlJc w:val="left"/>
+      <w:pPr>
+        <w:tabs>
+          <w:tab w:val="num" w:pos="2160"/>
+        </w:tabs>
+        <w:ind w:left="2160" w:hanging="360"/>
+      </w:pPr>
+      <w:rPr>
+        <w:rFonts w:ascii="Wingdings" w:hAnsi="Wingdings" w:hint="default"/>
+        <w:sz w:val="20"/>
+      </w:rPr>
+    </w:lvl>
+    <w:lvl w:ilvl="3" w:tentative="1">
+      <w:start w:val="1"/>
+      <w:numFmt w:val="bullet"/>
+      <w:lvlText w:val=""/>
+      <w:lvlJc w:val="left"/>
+      <w:pPr>
+        <w:tabs>
+          <w:tab w:val="num" w:pos="2880"/>
+        </w:tabs>
+        <w:ind w:left="2880" w:hanging="360"/>
+      </w:pPr>
+      <w:rPr>
+        <w:rFonts w:ascii="Wingdings" w:hAnsi="Wingdings" w:hint="default"/>
+        <w:sz w:val="20"/>
+      </w:rPr>
+    </w:lvl>
+    <w:lvl w:ilvl="4" w:tentative="1">
+      <w:start w:val="1"/>
+      <w:numFmt w:val="bullet"/>
+      <w:lvlText w:val=""/>
+      <w:lvlJc w:val="left"/>
+      <w:pPr>
+        <w:tabs>
+          <w:tab w:val="num" w:pos="3600"/>
+        </w:tabs>
+        <w:ind w:left="3600" w:hanging="360"/>
+      </w:pPr>
+      <w:rPr>
+        <w:rFonts w:ascii="Wingdings" w:hAnsi="Wingdings" w:hint="default"/>
+        <w:sz w:val="20"/>
+      </w:rPr>
+    </w:lvl>
+    <w:lvl w:ilvl="5" w:tentative="1">
+      <w:start w:val="1"/>
+      <w:numFmt w:val="bullet"/>
+      <w:lvlText w:val=""/>
+      <w:lvlJc w:val="left"/>
+      <w:pPr>
+        <w:tabs>
+          <w:tab w:val="num" w:pos="4320"/>
+        </w:tabs>
+        <w:ind w:left="4320" w:hanging="360"/>
+      </w:pPr>
+      <w:rPr>
+        <w:rFonts w:ascii="Wingdings" w:hAnsi="Wingdings" w:hint="default"/>
+        <w:sz w:val="20"/>
+      </w:rPr>
+    </w:lvl>
+    <w:lvl w:ilvl="6" w:tentative="1">
+      <w:start w:val="1"/>
+      <w:numFmt w:val="bullet"/>
+      <w:lvlText w:val=""/>
+      <w:lvlJc w:val="left"/>
+      <w:pPr>
+        <w:tabs>
+          <w:tab w:val="num" w:pos="5040"/>
+        </w:tabs>
+        <w:ind w:left="5040" w:hanging="360"/>
+      </w:pPr>
+      <w:rPr>
+        <w:rFonts w:ascii="Wingdings" w:hAnsi="Wingdings" w:hint="default"/>
+        <w:sz w:val="20"/>
+      </w:rPr>
+    </w:lvl>
+    <w:lvl w:ilvl="7" w:tentative="1">
+      <w:start w:val="1"/>
+      <w:numFmt w:val="bullet"/>
+      <w:lvlText w:val=""/>
+      <w:lvlJc w:val="left"/>
+      <w:pPr>
+        <w:tabs>
+          <w:tab w:val="num" w:pos="5760"/>
+        </w:tabs>
+        <w:ind w:left="5760" w:hanging="360"/>
+      </w:pPr>
+      <w:rPr>
+        <w:rFonts w:ascii="Wingdings" w:hAnsi="Wingdings" w:hint="default"/>
+        <w:sz w:val="20"/>
+      </w:rPr>
+    </w:lvl>
+    <w:lvl w:ilvl="8" w:tentative="1">
+      <w:start w:val="1"/>
+      <w:numFmt w:val="bullet"/>
+      <w:lvlText w:val=""/>
+      <w:lvlJc w:val="left"/>
+      <w:pPr>
+        <w:tabs>
+          <w:tab w:val="num" w:pos="6480"/>
+        </w:tabs>
+        <w:ind w:left="6480" w:hanging="360"/>
+      </w:pPr>
+      <w:rPr>
+        <w:rFonts w:ascii="Wingdings" w:hAnsi="Wingdings" w:hint="default"/>
+        <w:sz w:val="20"/>
+      </w:rPr>
+    </w:lvl>
+  </w:abstractNum>
+  <w:abstractNum w:abstractNumId="1" w15:restartNumberingAfterBreak="0">
     <w:nsid w:val="05C1741B"/>
     <w:multiLevelType w:val="multilevel"/>
     <w:tmpl w:val="1C0A0216"/>
@@ -2950,7 +3845,7 @@
       </w:pPr>
     </w:lvl>
   </w:abstractNum>
-  <w:abstractNum w:abstractNumId="1" w15:restartNumberingAfterBreak="0">
+  <w:abstractNum w:abstractNumId="2" w15:restartNumberingAfterBreak="0">
     <w:nsid w:val="08427995"/>
     <w:multiLevelType w:val="multilevel"/>
     <w:tmpl w:val="1A5EF148"/>
@@ -3099,7 +3994,7 @@
       </w:rPr>
     </w:lvl>
   </w:abstractNum>
-  <w:abstractNum w:abstractNumId="2" w15:restartNumberingAfterBreak="0">
+  <w:abstractNum w:abstractNumId="3" w15:restartNumberingAfterBreak="0">
     <w:nsid w:val="0C6B0806"/>
     <w:multiLevelType w:val="multilevel"/>
     <w:tmpl w:val="17A2222C"/>
@@ -3216,7 +4111,7 @@
       </w:pPr>
     </w:lvl>
   </w:abstractNum>
-  <w:abstractNum w:abstractNumId="3" w15:restartNumberingAfterBreak="0">
+  <w:abstractNum w:abstractNumId="4" w15:restartNumberingAfterBreak="0">
     <w:nsid w:val="16B67F6D"/>
     <w:multiLevelType w:val="multilevel"/>
     <w:tmpl w:val="95F45938"/>
@@ -3365,7 +4260,7 @@
       </w:rPr>
     </w:lvl>
   </w:abstractNum>
-  <w:abstractNum w:abstractNumId="4" w15:restartNumberingAfterBreak="0">
+  <w:abstractNum w:abstractNumId="5" w15:restartNumberingAfterBreak="0">
     <w:nsid w:val="28B26DE0"/>
     <w:multiLevelType w:val="multilevel"/>
     <w:tmpl w:val="D712590E"/>
@@ -3482,7 +4377,156 @@
       </w:pPr>
     </w:lvl>
   </w:abstractNum>
-  <w:abstractNum w:abstractNumId="5" w15:restartNumberingAfterBreak="0">
+  <w:abstractNum w:abstractNumId="6" w15:restartNumberingAfterBreak="0">
+    <w:nsid w:val="2AE36F13"/>
+    <w:multiLevelType w:val="multilevel"/>
+    <w:tmpl w:val="E8FA68B6"/>
+    <w:lvl w:ilvl="0">
+      <w:start w:val="1"/>
+      <w:numFmt w:val="bullet"/>
+      <w:lvlText w:val=""/>
+      <w:lvlJc w:val="left"/>
+      <w:pPr>
+        <w:tabs>
+          <w:tab w:val="num" w:pos="720"/>
+        </w:tabs>
+        <w:ind w:left="720" w:hanging="360"/>
+      </w:pPr>
+      <w:rPr>
+        <w:rFonts w:ascii="Symbol" w:hAnsi="Symbol" w:hint="default"/>
+        <w:sz w:val="20"/>
+      </w:rPr>
+    </w:lvl>
+    <w:lvl w:ilvl="1" w:tentative="1">
+      <w:start w:val="1"/>
+      <w:numFmt w:val="bullet"/>
+      <w:lvlText w:val="o"/>
+      <w:lvlJc w:val="left"/>
+      <w:pPr>
+        <w:tabs>
+          <w:tab w:val="num" w:pos="1440"/>
+        </w:tabs>
+        <w:ind w:left="1440" w:hanging="360"/>
+      </w:pPr>
+      <w:rPr>
+        <w:rFonts w:ascii="Courier New" w:hAnsi="Courier New" w:hint="default"/>
+        <w:sz w:val="20"/>
+      </w:rPr>
+    </w:lvl>
+    <w:lvl w:ilvl="2" w:tentative="1">
+      <w:start w:val="1"/>
+      <w:numFmt w:val="bullet"/>
+      <w:lvlText w:val=""/>
+      <w:lvlJc w:val="left"/>
+      <w:pPr>
+        <w:tabs>
+          <w:tab w:val="num" w:pos="2160"/>
+        </w:tabs>
+        <w:ind w:left="2160" w:hanging="360"/>
+      </w:pPr>
+      <w:rPr>
+        <w:rFonts w:ascii="Wingdings" w:hAnsi="Wingdings" w:hint="default"/>
+        <w:sz w:val="20"/>
+      </w:rPr>
+    </w:lvl>
+    <w:lvl w:ilvl="3" w:tentative="1">
+      <w:start w:val="1"/>
+      <w:numFmt w:val="bullet"/>
+      <w:lvlText w:val=""/>
+      <w:lvlJc w:val="left"/>
+      <w:pPr>
+        <w:tabs>
+          <w:tab w:val="num" w:pos="2880"/>
+        </w:tabs>
+        <w:ind w:left="2880" w:hanging="360"/>
+      </w:pPr>
+      <w:rPr>
+        <w:rFonts w:ascii="Wingdings" w:hAnsi="Wingdings" w:hint="default"/>
+        <w:sz w:val="20"/>
+      </w:rPr>
+    </w:lvl>
+    <w:lvl w:ilvl="4" w:tentative="1">
+      <w:start w:val="1"/>
+      <w:numFmt w:val="bullet"/>
+      <w:lvlText w:val=""/>
+      <w:lvlJc w:val="left"/>
+      <w:pPr>
+        <w:tabs>
+          <w:tab w:val="num" w:pos="3600"/>
+        </w:tabs>
+        <w:ind w:left="3600" w:hanging="360"/>
+      </w:pPr>
+      <w:rPr>
+        <w:rFonts w:ascii="Wingdings" w:hAnsi="Wingdings" w:hint="default"/>
+        <w:sz w:val="20"/>
+      </w:rPr>
+    </w:lvl>
+    <w:lvl w:ilvl="5" w:tentative="1">
+      <w:start w:val="1"/>
+      <w:numFmt w:val="bullet"/>
+      <w:lvlText w:val=""/>
+      <w:lvlJc w:val="left"/>
+      <w:pPr>
+        <w:tabs>
+          <w:tab w:val="num" w:pos="4320"/>
+        </w:tabs>
+        <w:ind w:left="4320" w:hanging="360"/>
+      </w:pPr>
+      <w:rPr>
+        <w:rFonts w:ascii="Wingdings" w:hAnsi="Wingdings" w:hint="default"/>
+        <w:sz w:val="20"/>
+      </w:rPr>
+    </w:lvl>
+    <w:lvl w:ilvl="6" w:tentative="1">
+      <w:start w:val="1"/>
+      <w:numFmt w:val="bullet"/>
+      <w:lvlText w:val=""/>
+      <w:lvlJc w:val="left"/>
+      <w:pPr>
+        <w:tabs>
+          <w:tab w:val="num" w:pos="5040"/>
+        </w:tabs>
+        <w:ind w:left="5040" w:hanging="360"/>
+      </w:pPr>
+      <w:rPr>
+        <w:rFonts w:ascii="Wingdings" w:hAnsi="Wingdings" w:hint="default"/>
+        <w:sz w:val="20"/>
+      </w:rPr>
+    </w:lvl>
+    <w:lvl w:ilvl="7" w:tentative="1">
+      <w:start w:val="1"/>
+      <w:numFmt w:val="bullet"/>
+      <w:lvlText w:val=""/>
+      <w:lvlJc w:val="left"/>
+      <w:pPr>
+        <w:tabs>
+          <w:tab w:val="num" w:pos="5760"/>
+        </w:tabs>
+        <w:ind w:left="5760" w:hanging="360"/>
+      </w:pPr>
+      <w:rPr>
+        <w:rFonts w:ascii="Wingdings" w:hAnsi="Wingdings" w:hint="default"/>
+        <w:sz w:val="20"/>
+      </w:rPr>
+    </w:lvl>
+    <w:lvl w:ilvl="8" w:tentative="1">
+      <w:start w:val="1"/>
+      <w:numFmt w:val="bullet"/>
+      <w:lvlText w:val=""/>
+      <w:lvlJc w:val="left"/>
+      <w:pPr>
+        <w:tabs>
+          <w:tab w:val="num" w:pos="6480"/>
+        </w:tabs>
+        <w:ind w:left="6480" w:hanging="360"/>
+      </w:pPr>
+      <w:rPr>
+        <w:rFonts w:ascii="Wingdings" w:hAnsi="Wingdings" w:hint="default"/>
+        <w:sz w:val="20"/>
+      </w:rPr>
+    </w:lvl>
+  </w:abstractNum>
+  <w:abstractNum w:abstractNumId="7" w15:restartNumberingAfterBreak="0">
     <w:nsid w:val="3DC315AF"/>
     <w:multiLevelType w:val="multilevel"/>
     <w:tmpl w:val="15D4D6A0"/>
@@ -3631,7 +4675,7 @@
       </w:rPr>
     </w:lvl>
   </w:abstractNum>
-  <w:abstractNum w:abstractNumId="6" w15:restartNumberingAfterBreak="0">
+  <w:abstractNum w:abstractNumId="8" w15:restartNumberingAfterBreak="0">
     <w:nsid w:val="3F5317CD"/>
     <w:multiLevelType w:val="multilevel"/>
     <w:tmpl w:val="9B92C2BE"/>
@@ -3780,7 +4824,7 @@
       </w:rPr>
     </w:lvl>
   </w:abstractNum>
-  <w:abstractNum w:abstractNumId="7" w15:restartNumberingAfterBreak="0">
+  <w:abstractNum w:abstractNumId="9" w15:restartNumberingAfterBreak="0">
     <w:nsid w:val="502607AB"/>
     <w:multiLevelType w:val="multilevel"/>
     <w:tmpl w:val="AAE6AA7A"/>
@@ -3929,7 +4973,7 @@
       </w:rPr>
     </w:lvl>
   </w:abstractNum>
-  <w:abstractNum w:abstractNumId="8" w15:restartNumberingAfterBreak="0">
+  <w:abstractNum w:abstractNumId="10" w15:restartNumberingAfterBreak="0">
     <w:nsid w:val="68DC19ED"/>
     <w:multiLevelType w:val="multilevel"/>
     <w:tmpl w:val="C0168254"/>
@@ -4079,30 +5123,36 @@
     </w:lvl>
   </w:abstractNum>
   <w:num w:numId="1" w16cid:durableId="1783573508">
+    <w:abstractNumId w:val="5"/>
+  </w:num>
+  <w:num w:numId="2" w16cid:durableId="1399790460">
+    <w:abstractNumId w:val="8"/>
+  </w:num>
+  <w:num w:numId="3" w16cid:durableId="1952201832">
+    <w:abstractNumId w:val="2"/>
+  </w:num>
+  <w:num w:numId="4" w16cid:durableId="384179997">
     <w:abstractNumId w:val="4"/>
   </w:num>
-  <w:num w:numId="2" w16cid:durableId="1399790460">
+  <w:num w:numId="5" w16cid:durableId="1375035362">
+    <w:abstractNumId w:val="9"/>
+  </w:num>
+  <w:num w:numId="6" w16cid:durableId="653460115">
+    <w:abstractNumId w:val="7"/>
+  </w:num>
+  <w:num w:numId="7" w16cid:durableId="479269805">
+    <w:abstractNumId w:val="10"/>
+  </w:num>
+  <w:num w:numId="8" w16cid:durableId="806509357">
+    <w:abstractNumId w:val="3"/>
+  </w:num>
+  <w:num w:numId="9" w16cid:durableId="1049693622">
+    <w:abstractNumId w:val="1"/>
+  </w:num>
+  <w:num w:numId="10" w16cid:durableId="1267887064">
     <w:abstractNumId w:val="6"/>
   </w:num>
-  <w:num w:numId="3" w16cid:durableId="1952201832">
-    <w:abstractNumId w:val="1"/>
-  </w:num>
-  <w:num w:numId="4" w16cid:durableId="384179997">
-    <w:abstractNumId w:val="3"/>
-  </w:num>
-  <w:num w:numId="5" w16cid:durableId="1375035362">
-    <w:abstractNumId w:val="7"/>
-  </w:num>
-  <w:num w:numId="6" w16cid:durableId="653460115">
-    <w:abstractNumId w:val="5"/>
-  </w:num>
-  <w:num w:numId="7" w16cid:durableId="479269805">
-    <w:abstractNumId w:val="8"/>
-  </w:num>
-  <w:num w:numId="8" w16cid:durableId="806509357">
-    <w:abstractNumId w:val="2"/>
-  </w:num>
-  <w:num w:numId="9" w16cid:durableId="1049693622">
+  <w:num w:numId="11" w16cid:durableId="889879533">
     <w:abstractNumId w:val="0"/>
   </w:num>
 </w:numbering>
